--- a/courts/fifth-circuit/court-of-appeals/reply-brief/usage/OUTPUT-reply-brief.docx
+++ b/courts/fifth-circuit/court-of-appeals/reply-brief/usage/OUTPUT-reply-brief.docx
@@ -4,33 +4,3123 @@
   <w:body>
     <w:p>
       <w:pPr>
-        <w:pStyle w:val="Heading1"/>
-      </w:pPr>
-      <w:bookmarkStart w:id="9" w:name="_90f5271dcb445e857aa1b3fdf4316bd6e5303b0"/>
-      <w:r>
-        <w:t xml:space="preserve">Procedural Background</w:t>
-      </w:r>
-      <w:bookmarkEnd w:id="9"/>
+        <w:pStyle w:val="CA5Centered"/>
+        <w:spacing w:before="0" w:after="0" w:line="340" w:lineRule="exact"/>
+      </w:pPr>
+      <w:r>
+        <w:t xml:space="preserve">No. </w:t>
+      </w:r>
+      <w:r>
+        <w:t xml:space="preserve">26</w:t>
+      </w:r>
+      <w:r>
+        <w:noBreakHyphen/>
+      </w:r>
+      <w:r>
+        <w:t xml:space="preserve">10536</w:t>
+      </w:r>
+    </w:p>
+    <w:p>
+      <w:pPr>
+        <w:pStyle w:val="CA5Centered"/>
+        <w:spacing w:before="64" w:after="0" w:line="340" w:lineRule="exact"/>
+      </w:pPr>
+      <w:r>
+        <w:t xml:space="preserve">In the United States Court of Appeals for the Fifth Circuit</w:t>
+      </w:r>
+    </w:p>
+    <w:p>
+      <w:pPr>
+        <w:pStyle w:val="CA5Centered"/>
+        <w:spacing w:before="64" w:after="0" w:line="340" w:lineRule="exact"/>
+      </w:pPr>
+      <w:r>
+        <w:t xml:space="preserve">Ellen</w:t>
+      </w:r>
+      <w:r>
+        <w:t xml:space="preserve"> </w:t>
+      </w:r>
+      <w:r>
+        <w:t xml:space="preserve">Mae</w:t>
+      </w:r>
+      <w:r>
+        <w:t xml:space="preserve"> </w:t>
+      </w:r>
+      <w:r>
+        <w:t xml:space="preserve">Fisher,</w:t>
+      </w:r>
+    </w:p>
+    <w:p>
+      <w:pPr>
+        <w:pStyle w:val="CA5Centered"/>
+        <w:spacing w:before="10" w:after="0" w:line="340" w:lineRule="exact"/>
+      </w:pPr>
+      <w:r>
+        <w:t xml:space="preserve">Plaintiff–Appellant,</w:t>
+      </w:r>
+    </w:p>
+    <w:p>
+      <w:pPr>
+        <w:pStyle w:val="CA5Centered"/>
+        <w:spacing w:before="30" w:after="0" w:line="340" w:lineRule="exact"/>
+      </w:pPr>
+      <w:r>
+        <w:t xml:space="preserve">v.</w:t>
+      </w:r>
+    </w:p>
+    <w:p>
+      <w:pPr>
+        <w:pStyle w:val="CA5Centered"/>
+        <w:spacing w:before="30" w:after="0" w:line="340" w:lineRule="exact"/>
+      </w:pPr>
+      <w:r>
+        <w:t xml:space="preserve">Texas</w:t>
+      </w:r>
+      <w:r>
+        <w:t xml:space="preserve"> </w:t>
+      </w:r>
+      <w:r>
+        <w:t xml:space="preserve">Tech</w:t>
+      </w:r>
+      <w:r>
+        <w:t xml:space="preserve"> </w:t>
+      </w:r>
+      <w:r>
+        <w:t xml:space="preserve">University</w:t>
+      </w:r>
+      <w:r>
+        <w:t xml:space="preserve"> </w:t>
+      </w:r>
+      <w:r>
+        <w:t xml:space="preserve">Regents;</w:t>
+      </w:r>
+      <w:r>
+        <w:t xml:space="preserve"> </w:t>
+      </w:r>
+      <w:r>
+        <w:t xml:space="preserve">Dean</w:t>
+      </w:r>
+      <w:r>
+        <w:t xml:space="preserve"> </w:t>
+      </w:r>
+      <w:r>
+        <w:t xml:space="preserve">Jack</w:t>
+      </w:r>
+      <w:r>
+        <w:t xml:space="preserve"> </w:t>
+      </w:r>
+      <w:r>
+        <w:t xml:space="preserve">Wade</w:t>
+      </w:r>
+      <w:r>
+        <w:t xml:space="preserve"> </w:t>
+      </w:r>
+      <w:r>
+        <w:t xml:space="preserve">Nowlin,</w:t>
+      </w:r>
+      <w:r>
+        <w:t xml:space="preserve"> </w:t>
+      </w:r>
+      <w:r>
+        <w:t xml:space="preserve">Dean</w:t>
+      </w:r>
+      <w:r>
+        <w:t xml:space="preserve"> </w:t>
+      </w:r>
+      <w:r>
+        <w:t xml:space="preserve">and</w:t>
+      </w:r>
+      <w:r>
+        <w:t xml:space="preserve"> </w:t>
+      </w:r>
+      <w:r>
+        <w:t xml:space="preserve">W.</w:t>
+      </w:r>
+      <w:r>
+        <w:t xml:space="preserve"> </w:t>
+      </w:r>
+      <w:r>
+        <w:t xml:space="preserve">Frank</w:t>
+      </w:r>
+      <w:r>
+        <w:t xml:space="preserve"> </w:t>
+      </w:r>
+      <w:r>
+        <w:t xml:space="preserve">Newton</w:t>
+      </w:r>
+      <w:r>
+        <w:t xml:space="preserve"> </w:t>
+      </w:r>
+      <w:r>
+        <w:t xml:space="preserve">Professor</w:t>
+      </w:r>
+      <w:r>
+        <w:t xml:space="preserve"> </w:t>
+      </w:r>
+      <w:r>
+        <w:t xml:space="preserve">of</w:t>
+      </w:r>
+      <w:r>
+        <w:t xml:space="preserve"> </w:t>
+      </w:r>
+      <w:r>
+        <w:t xml:space="preserve">Law</w:t>
+      </w:r>
+      <w:r>
+        <w:t xml:space="preserve"> </w:t>
+      </w:r>
+      <w:r>
+        <w:t xml:space="preserve">at</w:t>
+      </w:r>
+      <w:r>
+        <w:t xml:space="preserve"> </w:t>
+      </w:r>
+      <w:r>
+        <w:t xml:space="preserve">the</w:t>
+      </w:r>
+      <w:r>
+        <w:t xml:space="preserve"> </w:t>
+      </w:r>
+      <w:r>
+        <w:t xml:space="preserve">School</w:t>
+      </w:r>
+      <w:r>
+        <w:t xml:space="preserve"> </w:t>
+      </w:r>
+      <w:r>
+        <w:t xml:space="preserve">of</w:t>
+      </w:r>
+      <w:r>
+        <w:t xml:space="preserve"> </w:t>
+      </w:r>
+      <w:r>
+        <w:t xml:space="preserve">Law;</w:t>
+      </w:r>
+      <w:r>
+        <w:t xml:space="preserve"> </w:t>
+      </w:r>
+      <w:r>
+        <w:t xml:space="preserve">Jared</w:t>
+      </w:r>
+      <w:r>
+        <w:t xml:space="preserve"> </w:t>
+      </w:r>
+      <w:r>
+        <w:t xml:space="preserve">Gonzales,</w:t>
+      </w:r>
+      <w:r>
+        <w:t xml:space="preserve"> </w:t>
+      </w:r>
+      <w:r>
+        <w:t xml:space="preserve">In</w:t>
+      </w:r>
+      <w:r>
+        <w:t xml:space="preserve"> </w:t>
+      </w:r>
+      <w:r>
+        <w:t xml:space="preserve">his</w:t>
+      </w:r>
+      <w:r>
+        <w:t xml:space="preserve"> </w:t>
+      </w:r>
+      <w:r>
+        <w:t xml:space="preserve">individual</w:t>
+      </w:r>
+      <w:r>
+        <w:t xml:space="preserve"> </w:t>
+      </w:r>
+      <w:r>
+        <w:t xml:space="preserve">and</w:t>
+      </w:r>
+      <w:r>
+        <w:t xml:space="preserve"> </w:t>
+      </w:r>
+      <w:r>
+        <w:t xml:space="preserve">official</w:t>
+      </w:r>
+      <w:r>
+        <w:t xml:space="preserve"> </w:t>
+      </w:r>
+      <w:r>
+        <w:t xml:space="preserve">capacity</w:t>
+      </w:r>
+      <w:r>
+        <w:t xml:space="preserve"> </w:t>
+      </w:r>
+      <w:r>
+        <w:t xml:space="preserve">as</w:t>
+      </w:r>
+      <w:r>
+        <w:t xml:space="preserve"> </w:t>
+      </w:r>
+      <w:r>
+        <w:t xml:space="preserve">Dean</w:t>
+      </w:r>
+      <w:r>
+        <w:t xml:space="preserve"> </w:t>
+      </w:r>
+      <w:r>
+        <w:t xml:space="preserve">of</w:t>
+      </w:r>
+      <w:r>
+        <w:t xml:space="preserve"> </w:t>
+      </w:r>
+      <w:r>
+        <w:t xml:space="preserve">the</w:t>
+      </w:r>
+      <w:r>
+        <w:t xml:space="preserve"> </w:t>
+      </w:r>
+      <w:r>
+        <w:t xml:space="preserve">Texas</w:t>
+      </w:r>
+      <w:r>
+        <w:t xml:space="preserve"> </w:t>
+      </w:r>
+      <w:r>
+        <w:t xml:space="preserve">Tech</w:t>
+      </w:r>
+      <w:r>
+        <w:t xml:space="preserve"> </w:t>
+      </w:r>
+      <w:r>
+        <w:t xml:space="preserve">School</w:t>
+      </w:r>
+      <w:r>
+        <w:t xml:space="preserve"> </w:t>
+      </w:r>
+      <w:r>
+        <w:t xml:space="preserve">of</w:t>
+      </w:r>
+      <w:r>
+        <w:t xml:space="preserve"> </w:t>
+      </w:r>
+      <w:r>
+        <w:t xml:space="preserve">Law;</w:t>
+      </w:r>
+      <w:r>
+        <w:t xml:space="preserve"> </w:t>
+      </w:r>
+      <w:r>
+        <w:t xml:space="preserve">Larry</w:t>
+      </w:r>
+      <w:r>
+        <w:t xml:space="preserve"> </w:t>
+      </w:r>
+      <w:r>
+        <w:t xml:space="preserve">Spain,</w:t>
+      </w:r>
+      <w:r>
+        <w:t xml:space="preserve"> </w:t>
+      </w:r>
+      <w:r>
+        <w:t xml:space="preserve">Alvin</w:t>
+      </w:r>
+      <w:r>
+        <w:t xml:space="preserve"> </w:t>
+      </w:r>
+      <w:r>
+        <w:t xml:space="preserve">R.</w:t>
+      </w:r>
+      <w:r>
+        <w:t xml:space="preserve"> </w:t>
+      </w:r>
+      <w:r>
+        <w:t xml:space="preserve">Allison</w:t>
+      </w:r>
+      <w:r>
+        <w:t xml:space="preserve"> </w:t>
+      </w:r>
+      <w:r>
+        <w:t xml:space="preserve">Professor</w:t>
+      </w:r>
+      <w:r>
+        <w:t xml:space="preserve"> </w:t>
+      </w:r>
+      <w:r>
+        <w:t xml:space="preserve">of</w:t>
+      </w:r>
+      <w:r>
+        <w:t xml:space="preserve"> </w:t>
+      </w:r>
+      <w:r>
+        <w:t xml:space="preserve">Law</w:t>
+      </w:r>
+      <w:r>
+        <w:t xml:space="preserve"> </w:t>
+      </w:r>
+      <w:r>
+        <w:t xml:space="preserve">and</w:t>
+      </w:r>
+      <w:r>
+        <w:t xml:space="preserve"> </w:t>
+      </w:r>
+      <w:r>
+        <w:t xml:space="preserve">Director</w:t>
+      </w:r>
+      <w:r>
+        <w:t xml:space="preserve"> </w:t>
+      </w:r>
+      <w:r>
+        <w:t xml:space="preserve">of</w:t>
+      </w:r>
+      <w:r>
+        <w:t xml:space="preserve"> </w:t>
+      </w:r>
+      <w:r>
+        <w:t xml:space="preserve">the</w:t>
+      </w:r>
+      <w:r>
+        <w:t xml:space="preserve"> </w:t>
+      </w:r>
+      <w:r>
+        <w:t xml:space="preserve">Clinical</w:t>
+      </w:r>
+      <w:r>
+        <w:t xml:space="preserve"> </w:t>
+      </w:r>
+      <w:r>
+        <w:t xml:space="preserve">Programs</w:t>
+      </w:r>
+      <w:r>
+        <w:t xml:space="preserve"> </w:t>
+      </w:r>
+      <w:r>
+        <w:t xml:space="preserve">and</w:t>
+      </w:r>
+      <w:r>
+        <w:t xml:space="preserve"> </w:t>
+      </w:r>
+      <w:r>
+        <w:t xml:space="preserve">Civil</w:t>
+      </w:r>
+      <w:r>
+        <w:t xml:space="preserve"> </w:t>
+      </w:r>
+      <w:r>
+        <w:t xml:space="preserve">Practice</w:t>
+      </w:r>
+      <w:r>
+        <w:t xml:space="preserve"> </w:t>
+      </w:r>
+      <w:r>
+        <w:t xml:space="preserve">Clinic</w:t>
+      </w:r>
+      <w:r>
+        <w:t xml:space="preserve"> </w:t>
+      </w:r>
+      <w:r>
+        <w:t xml:space="preserve">at</w:t>
+      </w:r>
+      <w:r>
+        <w:t xml:space="preserve"> </w:t>
+      </w:r>
+      <w:r>
+        <w:t xml:space="preserve">the</w:t>
+      </w:r>
+      <w:r>
+        <w:t xml:space="preserve"> </w:t>
+      </w:r>
+      <w:r>
+        <w:t xml:space="preserve">School</w:t>
+      </w:r>
+      <w:r>
+        <w:t xml:space="preserve"> </w:t>
+      </w:r>
+      <w:r>
+        <w:t xml:space="preserve">of</w:t>
+      </w:r>
+      <w:r>
+        <w:t xml:space="preserve"> </w:t>
+      </w:r>
+      <w:r>
+        <w:t xml:space="preserve">Law;</w:t>
+      </w:r>
+      <w:r>
+        <w:t xml:space="preserve"> </w:t>
+      </w:r>
+      <w:r>
+        <w:t xml:space="preserve">Amy</w:t>
+      </w:r>
+      <w:r>
+        <w:t xml:space="preserve"> </w:t>
+      </w:r>
+      <w:r>
+        <w:t xml:space="preserve">Hardberger,</w:t>
+      </w:r>
+      <w:r>
+        <w:t xml:space="preserve"> </w:t>
+      </w:r>
+      <w:r>
+        <w:t xml:space="preserve">George</w:t>
+      </w:r>
+      <w:r>
+        <w:t xml:space="preserve"> </w:t>
+      </w:r>
+      <w:r>
+        <w:t xml:space="preserve">W.</w:t>
+      </w:r>
+      <w:r>
+        <w:t xml:space="preserve"> </w:t>
+      </w:r>
+      <w:r>
+        <w:t xml:space="preserve">McCleskey</w:t>
+      </w:r>
+      <w:r>
+        <w:t xml:space="preserve"> </w:t>
+      </w:r>
+      <w:r>
+        <w:t xml:space="preserve">Professor</w:t>
+      </w:r>
+      <w:r>
+        <w:t xml:space="preserve"> </w:t>
+      </w:r>
+      <w:r>
+        <w:t xml:space="preserve">of</w:t>
+      </w:r>
+      <w:r>
+        <w:t xml:space="preserve"> </w:t>
+      </w:r>
+      <w:r>
+        <w:t xml:space="preserve">Water</w:t>
+      </w:r>
+      <w:r>
+        <w:t xml:space="preserve"> </w:t>
+      </w:r>
+      <w:r>
+        <w:t xml:space="preserve">Law</w:t>
+      </w:r>
+      <w:r>
+        <w:t xml:space="preserve"> </w:t>
+      </w:r>
+      <w:r>
+        <w:t xml:space="preserve">and</w:t>
+      </w:r>
+      <w:r>
+        <w:t xml:space="preserve"> </w:t>
+      </w:r>
+      <w:r>
+        <w:t xml:space="preserve">Director</w:t>
+      </w:r>
+      <w:r>
+        <w:t xml:space="preserve"> </w:t>
+      </w:r>
+      <w:r>
+        <w:t xml:space="preserve">of</w:t>
+      </w:r>
+      <w:r>
+        <w:t xml:space="preserve"> </w:t>
+      </w:r>
+      <w:r>
+        <w:t xml:space="preserve">the</w:t>
+      </w:r>
+      <w:r>
+        <w:t xml:space="preserve"> </w:t>
+      </w:r>
+      <w:r>
+        <w:t xml:space="preserve">Center</w:t>
+      </w:r>
+      <w:r>
+        <w:t xml:space="preserve"> </w:t>
+      </w:r>
+      <w:r>
+        <w:t xml:space="preserve">for</w:t>
+      </w:r>
+      <w:r>
+        <w:t xml:space="preserve"> </w:t>
+      </w:r>
+      <w:r>
+        <w:t xml:space="preserve">Water</w:t>
+      </w:r>
+      <w:r>
+        <w:t xml:space="preserve"> </w:t>
+      </w:r>
+      <w:r>
+        <w:t xml:space="preserve">Law</w:t>
+      </w:r>
+      <w:r>
+        <w:t xml:space="preserve"> </w:t>
+      </w:r>
+      <w:r>
+        <w:t xml:space="preserve">and</w:t>
+      </w:r>
+      <w:r>
+        <w:t xml:space="preserve"> </w:t>
+      </w:r>
+      <w:r>
+        <w:t xml:space="preserve">Policy</w:t>
+      </w:r>
+      <w:r>
+        <w:t xml:space="preserve"> </w:t>
+      </w:r>
+      <w:r>
+        <w:t xml:space="preserve">at</w:t>
+      </w:r>
+      <w:r>
+        <w:t xml:space="preserve"> </w:t>
+      </w:r>
+      <w:r>
+        <w:t xml:space="preserve">the</w:t>
+      </w:r>
+      <w:r>
+        <w:t xml:space="preserve"> </w:t>
+      </w:r>
+      <w:r>
+        <w:t xml:space="preserve">School</w:t>
+      </w:r>
+      <w:r>
+        <w:t xml:space="preserve"> </w:t>
+      </w:r>
+      <w:r>
+        <w:t xml:space="preserve">of</w:t>
+      </w:r>
+      <w:r>
+        <w:t xml:space="preserve"> </w:t>
+      </w:r>
+      <w:r>
+        <w:t xml:space="preserve">Law;</w:t>
+      </w:r>
+      <w:r>
+        <w:t xml:space="preserve"> </w:t>
+      </w:r>
+      <w:r>
+        <w:t xml:space="preserve">Allison</w:t>
+      </w:r>
+      <w:r>
+        <w:t xml:space="preserve"> </w:t>
+      </w:r>
+      <w:r>
+        <w:t xml:space="preserve">Outenreath,</w:t>
+      </w:r>
+      <w:r>
+        <w:t xml:space="preserve"> </w:t>
+      </w:r>
+      <w:r>
+        <w:t xml:space="preserve">Associate</w:t>
+      </w:r>
+      <w:r>
+        <w:t xml:space="preserve"> </w:t>
+      </w:r>
+      <w:r>
+        <w:t xml:space="preserve">Dean</w:t>
+      </w:r>
+      <w:r>
+        <w:t xml:space="preserve"> </w:t>
+      </w:r>
+      <w:r>
+        <w:t xml:space="preserve">for</w:t>
+      </w:r>
+      <w:r>
+        <w:t xml:space="preserve"> </w:t>
+      </w:r>
+      <w:r>
+        <w:t xml:space="preserve">Faculty</w:t>
+      </w:r>
+      <w:r>
+        <w:t xml:space="preserve"> </w:t>
+      </w:r>
+      <w:r>
+        <w:t xml:space="preserve">Development,</w:t>
+      </w:r>
+      <w:r>
+        <w:t xml:space="preserve"> </w:t>
+      </w:r>
+      <w:r>
+        <w:t xml:space="preserve">and</w:t>
+      </w:r>
+      <w:r>
+        <w:t xml:space="preserve"> </w:t>
+      </w:r>
+      <w:r>
+        <w:t xml:space="preserve">the</w:t>
+      </w:r>
+      <w:r>
+        <w:t xml:space="preserve"> </w:t>
+      </w:r>
+      <w:r>
+        <w:t xml:space="preserve">Erwin</w:t>
+      </w:r>
+      <w:r>
+        <w:t xml:space="preserve"> </w:t>
+      </w:r>
+      <w:r>
+        <w:t xml:space="preserve">and</w:t>
+      </w:r>
+      <w:r>
+        <w:t xml:space="preserve"> </w:t>
+      </w:r>
+      <w:r>
+        <w:t xml:space="preserve">Elaine</w:t>
+      </w:r>
+      <w:r>
+        <w:t xml:space="preserve"> </w:t>
+      </w:r>
+      <w:r>
+        <w:t xml:space="preserve">Davenport</w:t>
+      </w:r>
+      <w:r>
+        <w:t xml:space="preserve"> </w:t>
+      </w:r>
+      <w:r>
+        <w:t xml:space="preserve">Endowed</w:t>
+      </w:r>
+      <w:r>
+        <w:t xml:space="preserve"> </w:t>
+      </w:r>
+      <w:r>
+        <w:t xml:space="preserve">Professor</w:t>
+      </w:r>
+      <w:r>
+        <w:t xml:space="preserve"> </w:t>
+      </w:r>
+      <w:r>
+        <w:t xml:space="preserve">of</w:t>
+      </w:r>
+      <w:r>
+        <w:t xml:space="preserve"> </w:t>
+      </w:r>
+      <w:r>
+        <w:t xml:space="preserve">Law</w:t>
+      </w:r>
+      <w:r>
+        <w:t xml:space="preserve"> </w:t>
+      </w:r>
+      <w:r>
+        <w:t xml:space="preserve">at</w:t>
+      </w:r>
+      <w:r>
+        <w:t xml:space="preserve"> </w:t>
+      </w:r>
+      <w:r>
+        <w:t xml:space="preserve">the</w:t>
+      </w:r>
+      <w:r>
+        <w:t xml:space="preserve"> </w:t>
+      </w:r>
+      <w:r>
+        <w:t xml:space="preserve">School</w:t>
+      </w:r>
+      <w:r>
+        <w:t xml:space="preserve"> </w:t>
+      </w:r>
+      <w:r>
+        <w:t xml:space="preserve">of</w:t>
+      </w:r>
+      <w:r>
+        <w:t xml:space="preserve"> </w:t>
+      </w:r>
+      <w:r>
+        <w:t xml:space="preserve">Law;</w:t>
+      </w:r>
+      <w:r>
+        <w:t xml:space="preserve"> </w:t>
+      </w:r>
+      <w:r>
+        <w:t xml:space="preserve">Ally</w:t>
+      </w:r>
+      <w:r>
+        <w:t xml:space="preserve"> </w:t>
+      </w:r>
+      <w:r>
+        <w:t xml:space="preserve">Owens,</w:t>
+      </w:r>
+      <w:r>
+        <w:t xml:space="preserve"> </w:t>
+      </w:r>
+      <w:r>
+        <w:t xml:space="preserve">Student</w:t>
+      </w:r>
+      <w:r>
+        <w:t xml:space="preserve"> </w:t>
+      </w:r>
+      <w:r>
+        <w:t xml:space="preserve">member</w:t>
+      </w:r>
+      <w:r>
+        <w:t xml:space="preserve"> </w:t>
+      </w:r>
+      <w:r>
+        <w:t xml:space="preserve">of</w:t>
+      </w:r>
+      <w:r>
+        <w:t xml:space="preserve"> </w:t>
+      </w:r>
+      <w:r>
+        <w:t xml:space="preserve">the</w:t>
+      </w:r>
+      <w:r>
+        <w:t xml:space="preserve"> </w:t>
+      </w:r>
+      <w:r>
+        <w:t xml:space="preserve">School</w:t>
+      </w:r>
+      <w:r>
+        <w:t xml:space="preserve"> </w:t>
+      </w:r>
+      <w:r>
+        <w:t xml:space="preserve">of</w:t>
+      </w:r>
+      <w:r>
+        <w:t xml:space="preserve"> </w:t>
+      </w:r>
+      <w:r>
+        <w:t xml:space="preserve">Law</w:t>
+      </w:r>
+      <w:r>
+        <w:t xml:space="preserve"> </w:t>
+      </w:r>
+      <w:r>
+        <w:t xml:space="preserve">Honor</w:t>
+      </w:r>
+      <w:r>
+        <w:t xml:space="preserve"> </w:t>
+      </w:r>
+      <w:r>
+        <w:t xml:space="preserve">Council;</w:t>
+      </w:r>
+      <w:r>
+        <w:t xml:space="preserve"> </w:t>
+      </w:r>
+      <w:r>
+        <w:t xml:space="preserve">Terri</w:t>
+      </w:r>
+      <w:r>
+        <w:t xml:space="preserve"> </w:t>
+      </w:r>
+      <w:r>
+        <w:t xml:space="preserve">Morgeson,</w:t>
+      </w:r>
+      <w:r>
+        <w:t xml:space="preserve"> </w:t>
+      </w:r>
+      <w:r>
+        <w:t xml:space="preserve">In</w:t>
+      </w:r>
+      <w:r>
+        <w:t xml:space="preserve"> </w:t>
+      </w:r>
+      <w:r>
+        <w:t xml:space="preserve">their</w:t>
+      </w:r>
+      <w:r>
+        <w:t xml:space="preserve"> </w:t>
+      </w:r>
+      <w:r>
+        <w:t xml:space="preserve">individual</w:t>
+      </w:r>
+      <w:r>
+        <w:t xml:space="preserve"> </w:t>
+      </w:r>
+      <w:r>
+        <w:t xml:space="preserve">and</w:t>
+      </w:r>
+      <w:r>
+        <w:t xml:space="preserve"> </w:t>
+      </w:r>
+      <w:r>
+        <w:t xml:space="preserve">official</w:t>
+      </w:r>
+      <w:r>
+        <w:t xml:space="preserve"> </w:t>
+      </w:r>
+      <w:r>
+        <w:t xml:space="preserve">capacities</w:t>
+      </w:r>
+      <w:r>
+        <w:t xml:space="preserve"> </w:t>
+      </w:r>
+      <w:r>
+        <w:t xml:space="preserve">as</w:t>
+      </w:r>
+      <w:r>
+        <w:t xml:space="preserve"> </w:t>
+      </w:r>
+      <w:r>
+        <w:t xml:space="preserve">Faculty</w:t>
+      </w:r>
+      <w:r>
+        <w:t xml:space="preserve"> </w:t>
+      </w:r>
+      <w:r>
+        <w:t xml:space="preserve">and/or</w:t>
+      </w:r>
+      <w:r>
+        <w:t xml:space="preserve"> </w:t>
+      </w:r>
+      <w:r>
+        <w:t xml:space="preserve">Officers</w:t>
+      </w:r>
+      <w:r>
+        <w:t xml:space="preserve"> </w:t>
+      </w:r>
+      <w:r>
+        <w:t xml:space="preserve">of</w:t>
+      </w:r>
+      <w:r>
+        <w:t xml:space="preserve"> </w:t>
+      </w:r>
+      <w:r>
+        <w:t xml:space="preserve">the</w:t>
+      </w:r>
+      <w:r>
+        <w:t xml:space="preserve"> </w:t>
+      </w:r>
+      <w:r>
+        <w:t xml:space="preserve">Texas</w:t>
+      </w:r>
+      <w:r>
+        <w:t xml:space="preserve"> </w:t>
+      </w:r>
+      <w:r>
+        <w:t xml:space="preserve">Tech</w:t>
+      </w:r>
+      <w:r>
+        <w:t xml:space="preserve"> </w:t>
+      </w:r>
+      <w:r>
+        <w:t xml:space="preserve">School</w:t>
+      </w:r>
+      <w:r>
+        <w:t xml:space="preserve"> </w:t>
+      </w:r>
+      <w:r>
+        <w:t xml:space="preserve">of</w:t>
+      </w:r>
+      <w:r>
+        <w:t xml:space="preserve"> </w:t>
+      </w:r>
+      <w:r>
+        <w:t xml:space="preserve">Law</w:t>
+      </w:r>
+      <w:r>
+        <w:t xml:space="preserve"> </w:t>
+      </w:r>
+      <w:r>
+        <w:t xml:space="preserve">Honor</w:t>
+      </w:r>
+      <w:r>
+        <w:t xml:space="preserve"> </w:t>
+      </w:r>
+      <w:r>
+        <w:t xml:space="preserve">Council;</w:t>
+      </w:r>
+      <w:r>
+        <w:t xml:space="preserve"> </w:t>
+      </w:r>
+      <w:r>
+        <w:t xml:space="preserve">Cody</w:t>
+      </w:r>
+      <w:r>
+        <w:t xml:space="preserve"> </w:t>
+      </w:r>
+      <w:r>
+        <w:t xml:space="preserve">Campbell,</w:t>
+      </w:r>
+      <w:r>
+        <w:t xml:space="preserve"> </w:t>
+      </w:r>
+      <w:r>
+        <w:t xml:space="preserve">Chairman</w:t>
+      </w:r>
+      <w:r>
+        <w:t xml:space="preserve"> </w:t>
+      </w:r>
+      <w:r>
+        <w:t xml:space="preserve">of</w:t>
+      </w:r>
+      <w:r>
+        <w:t xml:space="preserve"> </w:t>
+      </w:r>
+      <w:r>
+        <w:t xml:space="preserve">the</w:t>
+      </w:r>
+      <w:r>
+        <w:t xml:space="preserve"> </w:t>
+      </w:r>
+      <w:r>
+        <w:t xml:space="preserve">Regents;</w:t>
+      </w:r>
+      <w:r>
+        <w:t xml:space="preserve"> </w:t>
+      </w:r>
+      <w:r>
+        <w:t xml:space="preserve">Dustin</w:t>
+      </w:r>
+      <w:r>
+        <w:t xml:space="preserve"> </w:t>
+      </w:r>
+      <w:r>
+        <w:t xml:space="preserve">Womble,</w:t>
+      </w:r>
+      <w:r>
+        <w:t xml:space="preserve"> </w:t>
+      </w:r>
+      <w:r>
+        <w:t xml:space="preserve">Vice</w:t>
+      </w:r>
+      <w:r>
+        <w:t xml:space="preserve"> </w:t>
+      </w:r>
+      <w:r>
+        <w:t xml:space="preserve">Chairman</w:t>
+      </w:r>
+      <w:r>
+        <w:t xml:space="preserve"> </w:t>
+      </w:r>
+      <w:r>
+        <w:t xml:space="preserve">of</w:t>
+      </w:r>
+      <w:r>
+        <w:t xml:space="preserve"> </w:t>
+      </w:r>
+      <w:r>
+        <w:t xml:space="preserve">the</w:t>
+      </w:r>
+      <w:r>
+        <w:t xml:space="preserve"> </w:t>
+      </w:r>
+      <w:r>
+        <w:t xml:space="preserve">Regents;</w:t>
+      </w:r>
+      <w:r>
+        <w:t xml:space="preserve"> </w:t>
+      </w:r>
+      <w:r>
+        <w:t xml:space="preserve">Arcilia</w:t>
+      </w:r>
+      <w:r>
+        <w:t xml:space="preserve"> </w:t>
+      </w:r>
+      <w:r>
+        <w:t xml:space="preserve">Acosta,</w:t>
+      </w:r>
+      <w:r>
+        <w:t xml:space="preserve"> </w:t>
+      </w:r>
+      <w:r>
+        <w:t xml:space="preserve">Member</w:t>
+      </w:r>
+      <w:r>
+        <w:t xml:space="preserve"> </w:t>
+      </w:r>
+      <w:r>
+        <w:t xml:space="preserve">of</w:t>
+      </w:r>
+      <w:r>
+        <w:t xml:space="preserve"> </w:t>
+      </w:r>
+      <w:r>
+        <w:t xml:space="preserve">the</w:t>
+      </w:r>
+      <w:r>
+        <w:t xml:space="preserve"> </w:t>
+      </w:r>
+      <w:r>
+        <w:t xml:space="preserve">Regents;</w:t>
+      </w:r>
+      <w:r>
+        <w:t xml:space="preserve"> </w:t>
+      </w:r>
+      <w:r>
+        <w:t xml:space="preserve">Pat</w:t>
+      </w:r>
+      <w:r>
+        <w:t xml:space="preserve"> </w:t>
+      </w:r>
+      <w:r>
+        <w:t xml:space="preserve">Gordon,</w:t>
+      </w:r>
+      <w:r>
+        <w:t xml:space="preserve"> </w:t>
+      </w:r>
+      <w:r>
+        <w:t xml:space="preserve">Member</w:t>
+      </w:r>
+      <w:r>
+        <w:t xml:space="preserve"> </w:t>
+      </w:r>
+      <w:r>
+        <w:t xml:space="preserve">of</w:t>
+      </w:r>
+      <w:r>
+        <w:t xml:space="preserve"> </w:t>
+      </w:r>
+      <w:r>
+        <w:t xml:space="preserve">the</w:t>
+      </w:r>
+      <w:r>
+        <w:t xml:space="preserve"> </w:t>
+      </w:r>
+      <w:r>
+        <w:t xml:space="preserve">Regents;</w:t>
+      </w:r>
+      <w:r>
+        <w:t xml:space="preserve"> </w:t>
+      </w:r>
+      <w:r>
+        <w:t xml:space="preserve">Clay</w:t>
+      </w:r>
+      <w:r>
+        <w:t xml:space="preserve"> </w:t>
+      </w:r>
+      <w:r>
+        <w:t xml:space="preserve">C.</w:t>
+      </w:r>
+      <w:r>
+        <w:t xml:space="preserve"> </w:t>
+      </w:r>
+      <w:r>
+        <w:t xml:space="preserve">Cash,</w:t>
+      </w:r>
+      <w:r>
+        <w:t xml:space="preserve"> </w:t>
+      </w:r>
+      <w:r>
+        <w:t xml:space="preserve">Member</w:t>
+      </w:r>
+      <w:r>
+        <w:t xml:space="preserve"> </w:t>
+      </w:r>
+      <w:r>
+        <w:t xml:space="preserve">of</w:t>
+      </w:r>
+      <w:r>
+        <w:t xml:space="preserve"> </w:t>
+      </w:r>
+      <w:r>
+        <w:t xml:space="preserve">the</w:t>
+      </w:r>
+      <w:r>
+        <w:t xml:space="preserve"> </w:t>
+      </w:r>
+      <w:r>
+        <w:t xml:space="preserve">Regents;</w:t>
+      </w:r>
+      <w:r>
+        <w:t xml:space="preserve"> </w:t>
+      </w:r>
+      <w:r>
+        <w:t xml:space="preserve">Tim</w:t>
+      </w:r>
+      <w:r>
+        <w:t xml:space="preserve"> </w:t>
+      </w:r>
+      <w:r>
+        <w:t xml:space="preserve">Culp,</w:t>
+      </w:r>
+      <w:r>
+        <w:t xml:space="preserve"> </w:t>
+      </w:r>
+      <w:r>
+        <w:t xml:space="preserve">Member</w:t>
+      </w:r>
+      <w:r>
+        <w:t xml:space="preserve"> </w:t>
+      </w:r>
+      <w:r>
+        <w:t xml:space="preserve">of</w:t>
+      </w:r>
+      <w:r>
+        <w:t xml:space="preserve"> </w:t>
+      </w:r>
+      <w:r>
+        <w:t xml:space="preserve">the</w:t>
+      </w:r>
+      <w:r>
+        <w:t xml:space="preserve"> </w:t>
+      </w:r>
+      <w:r>
+        <w:t xml:space="preserve">Regents;</w:t>
+      </w:r>
+      <w:r>
+        <w:t xml:space="preserve"> </w:t>
+      </w:r>
+      <w:r>
+        <w:t xml:space="preserve">Shelly</w:t>
+      </w:r>
+      <w:r>
+        <w:t xml:space="preserve"> </w:t>
+      </w:r>
+      <w:r>
+        <w:t xml:space="preserve">Sweatt,</w:t>
+      </w:r>
+      <w:r>
+        <w:t xml:space="preserve"> </w:t>
+      </w:r>
+      <w:r>
+        <w:t xml:space="preserve">Member</w:t>
+      </w:r>
+      <w:r>
+        <w:t xml:space="preserve"> </w:t>
+      </w:r>
+      <w:r>
+        <w:t xml:space="preserve">of</w:t>
+      </w:r>
+      <w:r>
+        <w:t xml:space="preserve"> </w:t>
+      </w:r>
+      <w:r>
+        <w:t xml:space="preserve">the</w:t>
+      </w:r>
+      <w:r>
+        <w:t xml:space="preserve"> </w:t>
+      </w:r>
+      <w:r>
+        <w:t xml:space="preserve">Regents;</w:t>
+      </w:r>
+      <w:r>
+        <w:t xml:space="preserve"> </w:t>
+      </w:r>
+      <w:r>
+        <w:t xml:space="preserve">Doug</w:t>
+      </w:r>
+      <w:r>
+        <w:t xml:space="preserve"> </w:t>
+      </w:r>
+      <w:r>
+        <w:t xml:space="preserve">McReaken,</w:t>
+      </w:r>
+      <w:r>
+        <w:t xml:space="preserve"> </w:t>
+      </w:r>
+      <w:r>
+        <w:t xml:space="preserve">Member</w:t>
+      </w:r>
+      <w:r>
+        <w:t xml:space="preserve"> </w:t>
+      </w:r>
+      <w:r>
+        <w:t xml:space="preserve">of</w:t>
+      </w:r>
+      <w:r>
+        <w:t xml:space="preserve"> </w:t>
+      </w:r>
+      <w:r>
+        <w:t xml:space="preserve">the</w:t>
+      </w:r>
+      <w:r>
+        <w:t xml:space="preserve"> </w:t>
+      </w:r>
+      <w:r>
+        <w:t xml:space="preserve">Regents;</w:t>
+      </w:r>
+      <w:r>
+        <w:t xml:space="preserve"> </w:t>
+      </w:r>
+      <w:r>
+        <w:t xml:space="preserve">Donald</w:t>
+      </w:r>
+      <w:r>
+        <w:t xml:space="preserve"> </w:t>
+      </w:r>
+      <w:r>
+        <w:t xml:space="preserve">Sinclair,</w:t>
+      </w:r>
+      <w:r>
+        <w:t xml:space="preserve"> </w:t>
+      </w:r>
+      <w:r>
+        <w:t xml:space="preserve">Member</w:t>
+      </w:r>
+      <w:r>
+        <w:t xml:space="preserve"> </w:t>
+      </w:r>
+      <w:r>
+        <w:t xml:space="preserve">of</w:t>
+      </w:r>
+      <w:r>
+        <w:t xml:space="preserve"> </w:t>
+      </w:r>
+      <w:r>
+        <w:t xml:space="preserve">the</w:t>
+      </w:r>
+      <w:r>
+        <w:t xml:space="preserve"> </w:t>
+      </w:r>
+      <w:r>
+        <w:t xml:space="preserve">Regents;</w:t>
+      </w:r>
+      <w:r>
+        <w:t xml:space="preserve"> </w:t>
+      </w:r>
+      <w:r>
+        <w:t xml:space="preserve">Eli</w:t>
+      </w:r>
+      <w:r>
+        <w:t xml:space="preserve"> </w:t>
+      </w:r>
+      <w:r>
+        <w:t xml:space="preserve">Heath,</w:t>
+      </w:r>
+      <w:r>
+        <w:t xml:space="preserve"> </w:t>
+      </w:r>
+      <w:r>
+        <w:t xml:space="preserve">Member</w:t>
+      </w:r>
+      <w:r>
+        <w:t xml:space="preserve"> </w:t>
+      </w:r>
+      <w:r>
+        <w:t xml:space="preserve">of</w:t>
+      </w:r>
+      <w:r>
+        <w:t xml:space="preserve"> </w:t>
+      </w:r>
+      <w:r>
+        <w:t xml:space="preserve">the</w:t>
+      </w:r>
+      <w:r>
+        <w:t xml:space="preserve"> </w:t>
+      </w:r>
+      <w:r>
+        <w:t xml:space="preserve">Regents;</w:t>
+      </w:r>
+      <w:r>
+        <w:t xml:space="preserve"> </w:t>
+      </w:r>
+      <w:r>
+        <w:t xml:space="preserve">William</w:t>
+      </w:r>
+      <w:r>
+        <w:t xml:space="preserve"> </w:t>
+      </w:r>
+      <w:r>
+        <w:t xml:space="preserve">Keffer;</w:t>
+      </w:r>
+      <w:r>
+        <w:t xml:space="preserve"> </w:t>
+      </w:r>
+      <w:r>
+        <w:t xml:space="preserve">Texas</w:t>
+      </w:r>
+      <w:r>
+        <w:t xml:space="preserve"> </w:t>
+      </w:r>
+      <w:r>
+        <w:t xml:space="preserve">Tech</w:t>
+      </w:r>
+      <w:r>
+        <w:t xml:space="preserve"> </w:t>
+      </w:r>
+      <w:r>
+        <w:t xml:space="preserve">University</w:t>
+      </w:r>
+      <w:r>
+        <w:t xml:space="preserve"> </w:t>
+      </w:r>
+      <w:r>
+        <w:t xml:space="preserve">System</w:t>
+      </w:r>
+      <w:r>
+        <w:t xml:space="preserve"> </w:t>
+      </w:r>
+      <w:r>
+        <w:t xml:space="preserve">Board</w:t>
+      </w:r>
+      <w:r>
+        <w:t xml:space="preserve"> </w:t>
+      </w:r>
+      <w:r>
+        <w:t xml:space="preserve">of</w:t>
+      </w:r>
+      <w:r>
+        <w:t xml:space="preserve"> </w:t>
+      </w:r>
+      <w:r>
+        <w:t xml:space="preserve">Regents,</w:t>
+      </w:r>
+    </w:p>
+    <w:p>
+      <w:pPr>
+        <w:pStyle w:val="CA5Centered"/>
+        <w:spacing w:before="10" w:after="0" w:line="340" w:lineRule="exact"/>
+      </w:pPr>
+      <w:r>
+        <w:t xml:space="preserve">Defendants–Appellees.</w:t>
+      </w:r>
+    </w:p>
+    <w:p>
+      <w:pPr>
+        <w:pStyle w:val="CA5Centered"/>
+        <w:spacing w:before="55" w:after="0" w:line="340" w:lineRule="exact"/>
+      </w:pPr>
+      <w:r>
+        <w:t xml:space="preserve">On</w:t>
+      </w:r>
+      <w:r>
+        <w:t xml:space="preserve"> </w:t>
+      </w:r>
+      <w:r>
+        <w:t xml:space="preserve">Appeal</w:t>
+      </w:r>
+      <w:r>
+        <w:t xml:space="preserve"> </w:t>
+      </w:r>
+      <w:r>
+        <w:t xml:space="preserve">from</w:t>
+      </w:r>
+      <w:r>
+        <w:t xml:space="preserve"> </w:t>
+      </w:r>
+      <w:r>
+        <w:t xml:space="preserve">the</w:t>
+      </w:r>
+      <w:r>
+        <w:t xml:space="preserve"> </w:t>
+      </w:r>
+      <w:r>
+        <w:t xml:space="preserve">United</w:t>
+      </w:r>
+      <w:r>
+        <w:t xml:space="preserve"> </w:t>
+      </w:r>
+      <w:r>
+        <w:t xml:space="preserve">States</w:t>
+      </w:r>
+      <w:r>
+        <w:t xml:space="preserve"> </w:t>
+      </w:r>
+      <w:r>
+        <w:t xml:space="preserve">District</w:t>
+      </w:r>
+      <w:r>
+        <w:t xml:space="preserve"> </w:t>
+      </w:r>
+      <w:r>
+        <w:t xml:space="preserve">Court</w:t>
+      </w:r>
+      <w:r>
+        <w:t xml:space="preserve"> </w:t>
+      </w:r>
+      <w:r>
+        <w:t xml:space="preserve">for</w:t>
+      </w:r>
+      <w:r>
+        <w:t xml:space="preserve"> </w:t>
+      </w:r>
+      <w:r>
+        <w:t xml:space="preserve">the</w:t>
+      </w:r>
+      <w:r>
+        <w:t xml:space="preserve"> </w:t>
+      </w:r>
+      <w:r>
+        <w:t xml:space="preserve">Northern</w:t>
+      </w:r>
+      <w:r>
+        <w:t xml:space="preserve"> </w:t>
+      </w:r>
+      <w:r>
+        <w:t xml:space="preserve">District</w:t>
+      </w:r>
+      <w:r>
+        <w:t xml:space="preserve"> </w:t>
+      </w:r>
+      <w:r>
+        <w:t xml:space="preserve">of</w:t>
+      </w:r>
+      <w:r>
+        <w:t xml:space="preserve"> </w:t>
+      </w:r>
+      <w:r>
+        <w:t xml:space="preserve">Texas,</w:t>
+      </w:r>
+      <w:r>
+        <w:t xml:space="preserve"> </w:t>
+      </w:r>
+      <w:r>
+        <w:t xml:space="preserve">No.</w:t>
+      </w:r>
+      <w:r>
+        <w:t xml:space="preserve"> </w:t>
+      </w:r>
+      <w:r>
+        <w:t xml:space="preserve">5:26-CV</w:t>
+      </w:r>
+      <w:r>
+        <w:noBreakHyphen/>
+      </w:r>
+      <w:r>
+        <w:t xml:space="preserve">73</w:t>
+      </w:r>
+    </w:p>
+    <w:p>
+      <w:pPr>
+        <w:pStyle w:val="CA5Centered"/>
+        <w:spacing w:before="64" w:after="0" w:line="340" w:lineRule="exact"/>
+      </w:pPr>
+      <w:r>
+        <w:rPr>
+          <w:b/>
+          <w:bCs/>
+        </w:rPr>
+        <w:t xml:space="preserve">REPLY</w:t>
+      </w:r>
+      <w:r>
+        <w:rPr>
+          <w:b/>
+          <w:bCs/>
+        </w:rPr>
+        <w:t xml:space="preserve"> </w:t>
+      </w:r>
+      <w:r>
+        <w:rPr>
+          <w:b/>
+          <w:bCs/>
+        </w:rPr>
+        <w:t xml:space="preserve">OF</w:t>
+      </w:r>
+      <w:r>
+        <w:rPr>
+          <w:b/>
+          <w:bCs/>
+        </w:rPr>
+        <w:t xml:space="preserve"> </w:t>
+      </w:r>
+      <w:r>
+        <w:rPr>
+          <w:b/>
+          <w:bCs/>
+        </w:rPr>
+        <w:t xml:space="preserve">PLAINTIFF–APPELLANT</w:t>
+      </w:r>
+      <w:r>
+        <w:rPr>
+          <w:b/>
+          <w:bCs/>
+        </w:rPr>
+        <w:t xml:space="preserve"> </w:t>
+      </w:r>
+      <w:r>
+        <w:rPr>
+          <w:b/>
+          <w:bCs/>
+        </w:rPr>
+        <w:t xml:space="preserve">ELLEN</w:t>
+      </w:r>
+      <w:r>
+        <w:rPr>
+          <w:b/>
+          <w:bCs/>
+        </w:rPr>
+        <w:t xml:space="preserve"> </w:t>
+      </w:r>
+      <w:r>
+        <w:rPr>
+          <w:b/>
+          <w:bCs/>
+        </w:rPr>
+        <w:t xml:space="preserve">FISHER</w:t>
+      </w:r>
+    </w:p>
+    <w:p>
+      <w:pPr>
+        <w:pStyle w:val="CA5Centered"/>
+        <w:spacing w:before="0" w:after="0" w:line="340" w:lineRule="exact"/>
+      </w:pPr>
+      <w:r>
+        <w:t xml:space="preserve">Michael</w:t>
+      </w:r>
+      <w:r>
+        <w:t xml:space="preserve"> </w:t>
+      </w:r>
+      <w:r>
+        <w:t xml:space="preserve">Thad</w:t>
+      </w:r>
+      <w:r>
+        <w:t xml:space="preserve"> </w:t>
+      </w:r>
+      <w:r>
+        <w:t xml:space="preserve">Allen</w:t>
+      </w:r>
+    </w:p>
+    <w:p>
+      <w:pPr>
+        <w:pStyle w:val="CA5Centered"/>
+        <w:spacing w:before="0" w:after="0" w:line="340" w:lineRule="exact"/>
+      </w:pPr>
+      <w:r>
+        <w:rPr>
+          <w:i/>
+          <w:iCs/>
+        </w:rPr>
+        <w:t xml:space="preserve">Allen</w:t>
+      </w:r>
+      <w:r>
+        <w:rPr>
+          <w:i/>
+          <w:iCs/>
+        </w:rPr>
+        <w:t xml:space="preserve"> </w:t>
+      </w:r>
+      <w:r>
+        <w:rPr>
+          <w:i/>
+          <w:iCs/>
+        </w:rPr>
+        <w:t xml:space="preserve">Harris,</w:t>
+      </w:r>
+      <w:r>
+        <w:rPr>
+          <w:i/>
+          <w:iCs/>
+        </w:rPr>
+        <w:t xml:space="preserve"> </w:t>
+      </w:r>
+      <w:r>
+        <w:rPr>
+          <w:i/>
+          <w:iCs/>
+        </w:rPr>
+        <w:t xml:space="preserve">P.L.L.C.</w:t>
+      </w:r>
+    </w:p>
+    <w:p>
+      <w:pPr>
+        <w:pStyle w:val="CA5Centered"/>
+        <w:spacing w:before="0" w:after="0" w:line="340" w:lineRule="exact"/>
+      </w:pPr>
+      <w:r>
+        <w:rPr>
+          <w:i/>
+          <w:iCs/>
+        </w:rPr>
+        <w:t xml:space="preserve">P.O.</w:t>
+      </w:r>
+      <w:r>
+        <w:rPr>
+          <w:i/>
+          <w:iCs/>
+        </w:rPr>
+        <w:t xml:space="preserve"> </w:t>
+      </w:r>
+      <w:r>
+        <w:rPr>
+          <w:i/>
+          <w:iCs/>
+        </w:rPr>
+        <w:t xml:space="preserve">Box</w:t>
+      </w:r>
+      <w:r>
+        <w:rPr>
+          <w:i/>
+          <w:iCs/>
+        </w:rPr>
+        <w:t xml:space="preserve"> </w:t>
+      </w:r>
+      <w:r>
+        <w:rPr>
+          <w:i/>
+          <w:iCs/>
+        </w:rPr>
+        <w:t xml:space="preserve">404</w:t>
+      </w:r>
+    </w:p>
+    <w:p>
+      <w:pPr>
+        <w:pStyle w:val="CA5Centered"/>
+        <w:spacing w:before="0" w:after="0" w:line="340" w:lineRule="exact"/>
+      </w:pPr>
+      <w:r>
+        <w:rPr>
+          <w:i/>
+          <w:iCs/>
+        </w:rPr>
+        <w:t xml:space="preserve">Quaker</w:t>
+      </w:r>
+      <w:r>
+        <w:rPr>
+          <w:i/>
+          <w:iCs/>
+        </w:rPr>
+        <w:t xml:space="preserve"> </w:t>
+      </w:r>
+      <w:r>
+        <w:rPr>
+          <w:i/>
+          <w:iCs/>
+        </w:rPr>
+        <w:t xml:space="preserve">Hill,</w:t>
+      </w:r>
+      <w:r>
+        <w:rPr>
+          <w:i/>
+          <w:iCs/>
+        </w:rPr>
+        <w:t xml:space="preserve"> </w:t>
+      </w:r>
+      <w:r>
+        <w:rPr>
+          <w:i/>
+          <w:iCs/>
+        </w:rPr>
+        <w:t xml:space="preserve">CT</w:t>
+      </w:r>
+      <w:r>
+        <w:rPr>
+          <w:i/>
+          <w:iCs/>
+        </w:rPr>
+        <w:t xml:space="preserve"> </w:t>
+      </w:r>
+      <w:r>
+        <w:rPr>
+          <w:i/>
+          <w:iCs/>
+        </w:rPr>
+        <w:t xml:space="preserve">06375</w:t>
+      </w:r>
+    </w:p>
+    <w:p>
+      <w:pPr>
+        <w:pStyle w:val="CA5Centered"/>
+        <w:spacing w:before="0" w:after="0" w:line="340" w:lineRule="exact"/>
+      </w:pPr>
+      <w:r>
+        <w:rPr>
+          <w:i/>
+          <w:iCs/>
+        </w:rPr>
+        <w:t xml:space="preserve">(860)</w:t>
+      </w:r>
+      <w:r>
+        <w:rPr>
+          <w:i/>
+          <w:iCs/>
+        </w:rPr>
+        <w:t xml:space="preserve"> </w:t>
+      </w:r>
+      <w:r>
+        <w:rPr>
+          <w:i/>
+          <w:iCs/>
+        </w:rPr>
+        <w:t xml:space="preserve">772</w:t>
+      </w:r>
+      <w:r>
+        <w:noBreakHyphen/>
+      </w:r>
+      <w:r>
+        <w:rPr>
+          <w:i/>
+          <w:iCs/>
+        </w:rPr>
+        <w:t xml:space="preserve">4738</w:t>
+      </w:r>
+    </w:p>
+    <w:p>
+      <w:pPr>
+        <w:pStyle w:val="CA5Centered"/>
+        <w:spacing w:before="0" w:after="0" w:line="340" w:lineRule="exact"/>
+      </w:pPr>
+      <w:r>
+        <w:rPr>
+          <w:i/>
+          <w:iCs/>
+        </w:rPr>
+        <w:t xml:space="preserve">mallen@allenharrislaw.com</w:t>
+      </w:r>
+    </w:p>
+    <w:p>
+      <w:pPr>
+        <w:pStyle w:val="CA5Centered"/>
+        <w:spacing w:before="0" w:after="0" w:line="340" w:lineRule="exact"/>
+      </w:pPr>
+      <w:r>
+        <w:rPr>
+          <w:i/>
+          <w:iCs/>
+        </w:rPr>
+        <w:t xml:space="preserve">Counsel</w:t>
+      </w:r>
+      <w:r>
+        <w:rPr>
+          <w:i/>
+          <w:iCs/>
+        </w:rPr>
+        <w:t xml:space="preserve"> </w:t>
+      </w:r>
+      <w:r>
+        <w:rPr>
+          <w:i/>
+          <w:iCs/>
+        </w:rPr>
+        <w:t xml:space="preserve">for</w:t>
+      </w:r>
+      <w:r>
+        <w:rPr>
+          <w:i/>
+          <w:iCs/>
+        </w:rPr>
+        <w:t xml:space="preserve"> </w:t>
+      </w:r>
+      <w:r>
+        <w:rPr>
+          <w:i/>
+          <w:iCs/>
+        </w:rPr>
+        <w:t xml:space="preserve">Plaintiff–Appellant</w:t>
+      </w:r>
+    </w:p>
+    <w:p>
+      <w:pPr>
+        <w:pStyle w:val="CA5Centered"/>
+        <w:spacing w:before="50" w:after="0" w:line="340" w:lineRule="exact"/>
+      </w:pPr>
+      <w:r>
+        <w:t xml:space="preserve">August</w:t>
+      </w:r>
+      <w:r>
+        <w:t xml:space="preserve"> </w:t>
+      </w:r>
+      <w:r>
+        <w:t xml:space="preserve">17,</w:t>
+      </w:r>
+      <w:r>
+        <w:t xml:space="preserve"> </w:t>
+      </w:r>
+      <w:r>
+        <w:t xml:space="preserve">2026</w:t>
+      </w:r>
+    </w:p>
+    <w:p>
+      <w:pPr>
+        <w:spacing w:before="0" w:after="0" w:line="20" w:lineRule="exact"/>
+        <w:sectPr>
+          <w:pgSz w:w="12240" w:h="15840"/>
+          <w:pgMar w:top="1440" w:right="1440" w:bottom="1440" w:left="1440" w:header="720" w:footer="720" w:gutter="0"/>
+        </w:sectPr>
+      </w:pPr>
+    </w:p>
+    <w:p>
+      <w:pPr>
+        <w:pStyle w:val="CA5TableTitle"/>
+      </w:pPr>
+      <w:r>
+        <w:t xml:space="preserve">Table of Contents</w:t>
+      </w:r>
+    </w:p>
+    <w:p>
+      <w:pPr>
+        <w:pStyle w:val="CA5Single"/>
+        <w:keepLines/>
+        <w:tabs>
+          <w:tab w:val="right" w:leader="dot" w:pos="9360"/>
+        </w:tabs>
+        <w:spacing w:before="224" w:after="0" w:line="340" w:lineRule="exact"/>
+        <w:ind w:left="0" w:right="720" w:firstLine="0"/>
+      </w:pPr>
+      <w:r>
+        <w:t xml:space="preserve">Procedural</w:t>
+      </w:r>
+      <w:r>
+        <w:t xml:space="preserve"> </w:t>
+      </w:r>
+      <w:r>
+        <w:t xml:space="preserve">Background</w:t>
+      </w:r>
+      <w:r>
+        <w:t xml:space="preserve">   </w:t>
+      </w:r>
+      <w:r>
+        <w:tab/>
+      </w:r>
+      <w:r>
+        <w:t xml:space="preserve">1</w:t>
+      </w:r>
+    </w:p>
+    <w:p>
+      <w:pPr>
+        <w:pStyle w:val="CA5Single"/>
+        <w:keepLines/>
+        <w:tabs>
+          <w:tab w:val="right" w:leader="dot" w:pos="9360"/>
+        </w:tabs>
+        <w:spacing w:before="224" w:after="0" w:line="340" w:lineRule="exact"/>
+        <w:ind w:left="0" w:right="720" w:firstLine="0"/>
+      </w:pPr>
+      <w:r>
+        <w:t xml:space="preserve">Argument</w:t>
+      </w:r>
+      <w:r>
+        <w:t xml:space="preserve">   </w:t>
+      </w:r>
+      <w:r>
+        <w:tab/>
+      </w:r>
+      <w:r>
+        <w:t xml:space="preserve">1</w:t>
+      </w:r>
+    </w:p>
+    <w:p>
+      <w:pPr>
+        <w:pStyle w:val="CA5Single"/>
+        <w:keepLines/>
+        <w:tabs>
+          <w:tab w:val="left" w:pos="1872"/>
+          <w:tab w:val="right" w:leader="dot" w:pos="9360"/>
+        </w:tabs>
+        <w:spacing w:before="224" w:after="0" w:line="340" w:lineRule="exact"/>
+        <w:ind w:left="1872" w:right="720" w:hanging="720"/>
+      </w:pPr>
+      <w:r>
+        <w:t xml:space="preserve">A.</w:t>
+      </w:r>
+      <w:r>
+        <w:tab/>
+      </w:r>
+      <w:r>
+        <w:t xml:space="preserve">The</w:t>
+      </w:r>
+      <w:r>
+        <w:t xml:space="preserve"> </w:t>
+      </w:r>
+      <w:r>
+        <w:t xml:space="preserve">Fifth</w:t>
+      </w:r>
+      <w:r>
+        <w:t xml:space="preserve"> </w:t>
+      </w:r>
+      <w:r>
+        <w:t xml:space="preserve">Circuit</w:t>
+      </w:r>
+      <w:r>
+        <w:t xml:space="preserve"> </w:t>
+      </w:r>
+      <w:r>
+        <w:t xml:space="preserve">Has</w:t>
+      </w:r>
+      <w:r>
+        <w:t xml:space="preserve"> </w:t>
+      </w:r>
+      <w:r>
+        <w:t xml:space="preserve">Already</w:t>
+      </w:r>
+      <w:r>
+        <w:t xml:space="preserve"> </w:t>
+      </w:r>
+      <w:r>
+        <w:t xml:space="preserve">Held</w:t>
+      </w:r>
+      <w:r>
+        <w:t xml:space="preserve"> </w:t>
+      </w:r>
+      <w:r>
+        <w:t xml:space="preserve">that</w:t>
+      </w:r>
+      <w:r>
+        <w:t xml:space="preserve"> </w:t>
+      </w:r>
+      <w:r>
+        <w:t xml:space="preserve">Retraction</w:t>
+      </w:r>
+      <w:r>
+        <w:t xml:space="preserve"> </w:t>
+      </w:r>
+      <w:r>
+        <w:t xml:space="preserve">May</w:t>
+      </w:r>
+      <w:r>
+        <w:t xml:space="preserve"> </w:t>
+      </w:r>
+      <w:r>
+        <w:t xml:space="preserve">Be</w:t>
+      </w:r>
+      <w:r>
+        <w:t xml:space="preserve"> </w:t>
+      </w:r>
+      <w:r>
+        <w:t xml:space="preserve">Ordered</w:t>
+      </w:r>
+      <w:r>
+        <w:t xml:space="preserve"> </w:t>
+      </w:r>
+      <w:r>
+        <w:t xml:space="preserve">as</w:t>
+      </w:r>
+      <w:r>
+        <w:t xml:space="preserve"> </w:t>
+      </w:r>
+      <w:r>
+        <w:t xml:space="preserve">Prospective</w:t>
+      </w:r>
+      <w:r>
+        <w:t xml:space="preserve"> </w:t>
+      </w:r>
+      <w:r>
+        <w:t xml:space="preserve">Relief</w:t>
+      </w:r>
+      <w:r>
+        <w:t xml:space="preserve">   </w:t>
+      </w:r>
+      <w:r>
+        <w:tab/>
+      </w:r>
+      <w:r>
+        <w:t xml:space="preserve">1</w:t>
+      </w:r>
+    </w:p>
+    <w:p>
+      <w:pPr>
+        <w:pStyle w:val="CA5Single"/>
+        <w:keepLines/>
+        <w:tabs>
+          <w:tab w:val="right" w:leader="dot" w:pos="9360"/>
+        </w:tabs>
+        <w:spacing w:before="224" w:after="0" w:line="340" w:lineRule="exact"/>
+        <w:ind w:left="0" w:right="720" w:firstLine="0"/>
+      </w:pPr>
+      <w:r>
+        <w:t xml:space="preserve">Conclusion</w:t>
+      </w:r>
+      <w:r>
+        <w:t xml:space="preserve">   </w:t>
+      </w:r>
+      <w:r>
+        <w:tab/>
+      </w:r>
+      <w:r>
+        <w:t xml:space="preserve">5</w:t>
+      </w:r>
+    </w:p>
+    <w:p>
+      <w:pPr>
+        <w:pStyle w:val="CA5Single"/>
+        <w:keepLines/>
+        <w:tabs>
+          <w:tab w:val="right" w:leader="dot" w:pos="9360"/>
+        </w:tabs>
+        <w:spacing w:before="224" w:after="0" w:line="340" w:lineRule="exact"/>
+        <w:ind w:left="0" w:right="720" w:firstLine="0"/>
+      </w:pPr>
+      <w:r>
+        <w:t xml:space="preserve">Certificate</w:t>
+      </w:r>
+      <w:r>
+        <w:t xml:space="preserve"> </w:t>
+      </w:r>
+      <w:r>
+        <w:t xml:space="preserve">of</w:t>
+      </w:r>
+      <w:r>
+        <w:t xml:space="preserve"> </w:t>
+      </w:r>
+      <w:r>
+        <w:t xml:space="preserve">Compliance</w:t>
+      </w:r>
+      <w:r>
+        <w:t xml:space="preserve">   </w:t>
+      </w:r>
+      <w:r>
+        <w:tab/>
+      </w:r>
+      <w:r>
+        <w:t xml:space="preserve">6</w:t>
+      </w:r>
+    </w:p>
+    <w:p>
+      <w:pPr>
+        <w:pStyle w:val="CA5Single"/>
+        <w:keepLines/>
+        <w:tabs>
+          <w:tab w:val="right" w:leader="dot" w:pos="9360"/>
+        </w:tabs>
+        <w:spacing w:before="224" w:after="0" w:line="340" w:lineRule="exact"/>
+        <w:ind w:left="0" w:right="720" w:firstLine="0"/>
+      </w:pPr>
+      <w:r>
+        <w:t xml:space="preserve">Certificate</w:t>
+      </w:r>
+      <w:r>
+        <w:t xml:space="preserve"> </w:t>
+      </w:r>
+      <w:r>
+        <w:t xml:space="preserve">of</w:t>
+      </w:r>
+      <w:r>
+        <w:t xml:space="preserve"> </w:t>
+      </w:r>
+      <w:r>
+        <w:t xml:space="preserve">Service</w:t>
+      </w:r>
+      <w:r>
+        <w:t xml:space="preserve">   </w:t>
+      </w:r>
+      <w:r>
+        <w:tab/>
+      </w:r>
+      <w:r>
+        <w:t xml:space="preserve">7</w:t>
+      </w:r>
+    </w:p>
+    <w:p>
+      <w:pPr>
+        <w:pStyle w:val="CA5TableTitle"/>
+        <w:pageBreakBefore/>
+      </w:pPr>
+      <w:r>
+        <w:t xml:space="preserve">Table of Authorities</w:t>
+      </w:r>
+    </w:p>
+    <w:p>
+      <w:pPr>
+        <w:pStyle w:val="CA5Single"/>
+        <w:keepNext/>
+        <w:spacing w:before="336" w:after="224" w:line="340" w:lineRule="exact"/>
+      </w:pPr>
+      <w:r>
+        <w:rPr>
+          <w:b/>
+          <w:bCs/>
+        </w:rPr>
+        <w:t xml:space="preserve">Cases</w:t>
+      </w:r>
+    </w:p>
+    <w:p>
+      <w:pPr>
+        <w:pStyle w:val="CA5Single"/>
+        <w:keepLines/>
+        <w:tabs>
+          <w:tab w:val="right" w:leader="dot" w:pos="9360"/>
+        </w:tabs>
+        <w:spacing w:before="224" w:after="0" w:line="340" w:lineRule="exact"/>
+        <w:ind w:left="504" w:right="1120" w:hanging="504"/>
+      </w:pPr>
+      <w:r>
+        <w:rPr>
+          <w:i/>
+          <w:iCs/>
+        </w:rPr>
+        <w:t xml:space="preserve">Dayton</w:t>
+      </w:r>
+      <w:r>
+        <w:rPr>
+          <w:i/>
+          <w:iCs/>
+        </w:rPr>
+        <w:t xml:space="preserve"> </w:t>
+      </w:r>
+      <w:r>
+        <w:rPr>
+          <w:i/>
+          <w:iCs/>
+        </w:rPr>
+        <w:t xml:space="preserve">Indep.</w:t>
+      </w:r>
+      <w:r>
+        <w:rPr>
+          <w:i/>
+          <w:iCs/>
+        </w:rPr>
+        <w:t xml:space="preserve"> </w:t>
+      </w:r>
+      <w:r>
+        <w:rPr>
+          <w:i/>
+          <w:iCs/>
+        </w:rPr>
+        <w:t xml:space="preserve">Sch.</w:t>
+      </w:r>
+      <w:r>
+        <w:rPr>
+          <w:i/>
+          <w:iCs/>
+        </w:rPr>
+        <w:t xml:space="preserve"> </w:t>
+      </w:r>
+      <w:r>
+        <w:rPr>
+          <w:i/>
+          <w:iCs/>
+        </w:rPr>
+        <w:t xml:space="preserve">Dist.</w:t>
+      </w:r>
+      <w:r>
+        <w:rPr>
+          <w:i/>
+          <w:iCs/>
+        </w:rPr>
+        <w:t xml:space="preserve"> </w:t>
+      </w:r>
+      <w:r>
+        <w:rPr>
+          <w:i/>
+          <w:iCs/>
+        </w:rPr>
+        <w:t xml:space="preserve">v.</w:t>
+      </w:r>
+      <w:r>
+        <w:rPr>
+          <w:i/>
+          <w:iCs/>
+        </w:rPr>
+        <w:t xml:space="preserve"> </w:t>
+      </w:r>
+      <w:r>
+        <w:rPr>
+          <w:i/>
+          <w:iCs/>
+        </w:rPr>
+        <w:t xml:space="preserve">U.S.</w:t>
+      </w:r>
+      <w:r>
+        <w:rPr>
+          <w:i/>
+          <w:iCs/>
+        </w:rPr>
+        <w:t xml:space="preserve"> </w:t>
+      </w:r>
+      <w:r>
+        <w:rPr>
+          <w:i/>
+          <w:iCs/>
+        </w:rPr>
+        <w:t xml:space="preserve">Mineral</w:t>
+      </w:r>
+      <w:r>
+        <w:rPr>
+          <w:i/>
+          <w:iCs/>
+        </w:rPr>
+        <w:t xml:space="preserve"> </w:t>
+      </w:r>
+      <w:r>
+        <w:rPr>
+          <w:i/>
+          <w:iCs/>
+        </w:rPr>
+        <w:t xml:space="preserve">Prods.</w:t>
+      </w:r>
+      <w:r>
+        <w:rPr>
+          <w:i/>
+          <w:iCs/>
+        </w:rPr>
+        <w:t xml:space="preserve"> </w:t>
+      </w:r>
+      <w:r>
+        <w:rPr>
+          <w:i/>
+          <w:iCs/>
+        </w:rPr>
+        <w:t xml:space="preserve">Co.</w:t>
+      </w:r>
+      <w:r>
+        <w:t xml:space="preserve">,</w:t>
+      </w:r>
+      <w:r>
+        <w:t xml:space="preserve"> </w:t>
+      </w:r>
+      <w:r>
+        <w:t xml:space="preserve">906</w:t>
+      </w:r>
+      <w:r>
+        <w:t xml:space="preserve"> </w:t>
+      </w:r>
+      <w:r>
+        <w:t xml:space="preserve">F.2d</w:t>
+      </w:r>
+      <w:r>
+        <w:t xml:space="preserve"> </w:t>
+      </w:r>
+      <w:r>
+        <w:t xml:space="preserve">1059</w:t>
+      </w:r>
+      <w:r>
+        <w:t xml:space="preserve"> </w:t>
+      </w:r>
+      <w:r>
+        <w:t xml:space="preserve">(5th</w:t>
+      </w:r>
+      <w:r>
+        <w:t xml:space="preserve"> </w:t>
+      </w:r>
+      <w:r>
+        <w:t xml:space="preserve">Cir.</w:t>
+      </w:r>
+      <w:r>
+        <w:t xml:space="preserve"> </w:t>
+      </w:r>
+      <w:r>
+        <w:t xml:space="preserve">1990)</w:t>
+      </w:r>
+      <w:r>
+        <w:t xml:space="preserve">   </w:t>
+      </w:r>
+      <w:r>
+        <w:tab/>
+      </w:r>
+      <w:r>
+        <w:t xml:space="preserve">1</w:t>
+      </w:r>
+    </w:p>
+    <w:p>
+      <w:pPr>
+        <w:pStyle w:val="CA5Single"/>
+        <w:keepLines/>
+        <w:tabs>
+          <w:tab w:val="right" w:leader="dot" w:pos="9360"/>
+        </w:tabs>
+        <w:spacing w:before="224" w:after="0" w:line="340" w:lineRule="exact"/>
+        <w:ind w:left="504" w:right="1120" w:hanging="504"/>
+      </w:pPr>
+      <w:r>
+        <w:rPr>
+          <w:i/>
+          <w:iCs/>
+        </w:rPr>
+        <w:t xml:space="preserve">Ex</w:t>
+      </w:r>
+      <w:r>
+        <w:rPr>
+          <w:i/>
+          <w:iCs/>
+        </w:rPr>
+        <w:t xml:space="preserve"> </w:t>
+      </w:r>
+      <w:r>
+        <w:rPr>
+          <w:i/>
+          <w:iCs/>
+        </w:rPr>
+        <w:t xml:space="preserve">parte</w:t>
+      </w:r>
+      <w:r>
+        <w:rPr>
+          <w:i/>
+          <w:iCs/>
+        </w:rPr>
+        <w:t xml:space="preserve"> </w:t>
+      </w:r>
+      <w:r>
+        <w:rPr>
+          <w:i/>
+          <w:iCs/>
+        </w:rPr>
+        <w:t xml:space="preserve">Young</w:t>
+      </w:r>
+      <w:r>
+        <w:t xml:space="preserve">,</w:t>
+      </w:r>
+      <w:r>
+        <w:t xml:space="preserve"> </w:t>
+      </w:r>
+      <w:r>
+        <w:t xml:space="preserve">209</w:t>
+      </w:r>
+      <w:r>
+        <w:t xml:space="preserve"> </w:t>
+      </w:r>
+      <w:r>
+        <w:t xml:space="preserve">U.S.</w:t>
+      </w:r>
+      <w:r>
+        <w:t xml:space="preserve"> </w:t>
+      </w:r>
+      <w:r>
+        <w:t xml:space="preserve">123</w:t>
+      </w:r>
+      <w:r>
+        <w:t xml:space="preserve"> </w:t>
+      </w:r>
+      <w:r>
+        <w:t xml:space="preserve">(1908)</w:t>
+      </w:r>
+      <w:r>
+        <w:t xml:space="preserve">   </w:t>
+      </w:r>
+      <w:r>
+        <w:tab/>
+      </w:r>
+      <w:r>
+        <w:t xml:space="preserve">2, 3, 4</w:t>
+      </w:r>
+    </w:p>
+    <w:p>
+      <w:pPr>
+        <w:pStyle w:val="CA5Single"/>
+        <w:keepLines/>
+        <w:tabs>
+          <w:tab w:val="right" w:leader="dot" w:pos="9360"/>
+        </w:tabs>
+        <w:spacing w:before="224" w:after="0" w:line="340" w:lineRule="exact"/>
+        <w:ind w:left="504" w:right="1120" w:hanging="504"/>
+      </w:pPr>
+      <w:r>
+        <w:rPr>
+          <w:i/>
+          <w:iCs/>
+        </w:rPr>
+        <w:t xml:space="preserve">Fisher</w:t>
+      </w:r>
+      <w:r>
+        <w:rPr>
+          <w:i/>
+          <w:iCs/>
+        </w:rPr>
+        <w:t xml:space="preserve"> </w:t>
+      </w:r>
+      <w:r>
+        <w:rPr>
+          <w:i/>
+          <w:iCs/>
+        </w:rPr>
+        <w:t xml:space="preserve">v.</w:t>
+      </w:r>
+      <w:r>
+        <w:rPr>
+          <w:i/>
+          <w:iCs/>
+        </w:rPr>
+        <w:t xml:space="preserve"> </w:t>
+      </w:r>
+      <w:r>
+        <w:rPr>
+          <w:i/>
+          <w:iCs/>
+        </w:rPr>
+        <w:t xml:space="preserve">Tex.</w:t>
+      </w:r>
+      <w:r>
+        <w:rPr>
+          <w:i/>
+          <w:iCs/>
+        </w:rPr>
+        <w:t xml:space="preserve"> </w:t>
+      </w:r>
+      <w:r>
+        <w:rPr>
+          <w:i/>
+          <w:iCs/>
+        </w:rPr>
+        <w:t xml:space="preserve">Tech.</w:t>
+      </w:r>
+      <w:r>
+        <w:rPr>
+          <w:i/>
+          <w:iCs/>
+        </w:rPr>
+        <w:t xml:space="preserve"> </w:t>
+      </w:r>
+      <w:r>
+        <w:rPr>
+          <w:i/>
+          <w:iCs/>
+        </w:rPr>
+        <w:t xml:space="preserve">Univ.</w:t>
+      </w:r>
+      <w:r>
+        <w:rPr>
+          <w:i/>
+          <w:iCs/>
+        </w:rPr>
+        <w:t xml:space="preserve"> </w:t>
+      </w:r>
+      <w:r>
+        <w:rPr>
+          <w:i/>
+          <w:iCs/>
+        </w:rPr>
+        <w:t xml:space="preserve">Sys.</w:t>
+      </w:r>
+      <w:r>
+        <w:rPr>
+          <w:i/>
+          <w:iCs/>
+        </w:rPr>
+        <w:t xml:space="preserve"> </w:t>
+      </w:r>
+      <w:r>
+        <w:rPr>
+          <w:i/>
+          <w:iCs/>
+        </w:rPr>
+        <w:t xml:space="preserve">Bd.</w:t>
+      </w:r>
+      <w:r>
+        <w:rPr>
+          <w:i/>
+          <w:iCs/>
+        </w:rPr>
+        <w:t xml:space="preserve"> </w:t>
+      </w:r>
+      <w:r>
+        <w:rPr>
+          <w:i/>
+          <w:iCs/>
+        </w:rPr>
+        <w:t xml:space="preserve">of</w:t>
+      </w:r>
+      <w:r>
+        <w:rPr>
+          <w:i/>
+          <w:iCs/>
+        </w:rPr>
+        <w:t xml:space="preserve"> </w:t>
+      </w:r>
+      <w:r>
+        <w:rPr>
+          <w:i/>
+          <w:iCs/>
+        </w:rPr>
+        <w:t xml:space="preserve">Regents</w:t>
+      </w:r>
+      <w:r>
+        <w:t xml:space="preserve">,</w:t>
+      </w:r>
+      <w:r>
+        <w:t xml:space="preserve"> </w:t>
+      </w:r>
+      <w:r>
+        <w:t xml:space="preserve">No.</w:t>
+      </w:r>
+      <w:r>
+        <w:t xml:space="preserve"> </w:t>
+      </w:r>
+      <w:r>
+        <w:t xml:space="preserve">5:26-CV</w:t>
+      </w:r>
+      <w:r>
+        <w:noBreakHyphen/>
+      </w:r>
+      <w:r>
+        <w:t xml:space="preserve">0073-X,</w:t>
+      </w:r>
+      <w:r>
+        <w:t xml:space="preserve"> </w:t>
+      </w:r>
+      <w:r>
+        <w:t xml:space="preserve">2026</w:t>
+      </w:r>
+      <w:r>
+        <w:t xml:space="preserve"> </w:t>
+      </w:r>
+      <w:r>
+        <w:t xml:space="preserve">LX</w:t>
+      </w:r>
+      <w:r>
+        <w:t xml:space="preserve"> </w:t>
+      </w:r>
+      <w:r>
+        <w:t xml:space="preserve">496365</w:t>
+      </w:r>
+      <w:r>
+        <w:t xml:space="preserve"> </w:t>
+      </w:r>
+      <w:r>
+        <w:t xml:space="preserve">(N.D.</w:t>
+      </w:r>
+      <w:r>
+        <w:t xml:space="preserve"> </w:t>
+      </w:r>
+      <w:r>
+        <w:t xml:space="preserve">Tex.</w:t>
+      </w:r>
+      <w:r>
+        <w:t xml:space="preserve"> </w:t>
+      </w:r>
+      <w:r>
+        <w:t xml:space="preserve">Aug.</w:t>
+      </w:r>
+      <w:r>
+        <w:t xml:space="preserve"> </w:t>
+      </w:r>
+      <w:r>
+        <w:t xml:space="preserve">14,</w:t>
+      </w:r>
+      <w:r>
+        <w:t xml:space="preserve"> </w:t>
+      </w:r>
+      <w:r>
+        <w:t xml:space="preserve">2026)</w:t>
+      </w:r>
+      <w:r>
+        <w:t xml:space="preserve">   </w:t>
+      </w:r>
+      <w:r>
+        <w:tab/>
+      </w:r>
+      <w:r>
+        <w:t xml:space="preserve">1</w:t>
+      </w:r>
+    </w:p>
+    <w:p>
+      <w:pPr>
+        <w:pStyle w:val="CA5Single"/>
+        <w:keepLines/>
+        <w:tabs>
+          <w:tab w:val="right" w:leader="dot" w:pos="9360"/>
+        </w:tabs>
+        <w:spacing w:before="224" w:after="0" w:line="340" w:lineRule="exact"/>
+        <w:ind w:left="504" w:right="1120" w:hanging="504"/>
+      </w:pPr>
+      <w:r>
+        <w:rPr>
+          <w:i/>
+          <w:iCs/>
+        </w:rPr>
+        <w:t xml:space="preserve">Green</w:t>
+      </w:r>
+      <w:r>
+        <w:rPr>
+          <w:i/>
+          <w:iCs/>
+        </w:rPr>
+        <w:t xml:space="preserve"> </w:t>
+      </w:r>
+      <w:r>
+        <w:rPr>
+          <w:i/>
+          <w:iCs/>
+        </w:rPr>
+        <w:t xml:space="preserve">Valley</w:t>
+      </w:r>
+      <w:r>
+        <w:rPr>
+          <w:i/>
+          <w:iCs/>
+        </w:rPr>
+        <w:t xml:space="preserve"> </w:t>
+      </w:r>
+      <w:r>
+        <w:rPr>
+          <w:i/>
+          <w:iCs/>
+        </w:rPr>
+        <w:t xml:space="preserve">Special</w:t>
+      </w:r>
+      <w:r>
+        <w:rPr>
+          <w:i/>
+          <w:iCs/>
+        </w:rPr>
+        <w:t xml:space="preserve"> </w:t>
+      </w:r>
+      <w:r>
+        <w:rPr>
+          <w:i/>
+          <w:iCs/>
+        </w:rPr>
+        <w:t xml:space="preserve">Util.</w:t>
+      </w:r>
+      <w:r>
+        <w:rPr>
+          <w:i/>
+          <w:iCs/>
+        </w:rPr>
+        <w:t xml:space="preserve"> </w:t>
+      </w:r>
+      <w:r>
+        <w:rPr>
+          <w:i/>
+          <w:iCs/>
+        </w:rPr>
+        <w:t xml:space="preserve">Dist.</w:t>
+      </w:r>
+      <w:r>
+        <w:rPr>
+          <w:i/>
+          <w:iCs/>
+        </w:rPr>
+        <w:t xml:space="preserve"> </w:t>
+      </w:r>
+      <w:r>
+        <w:rPr>
+          <w:i/>
+          <w:iCs/>
+        </w:rPr>
+        <w:t xml:space="preserve">v.</w:t>
+      </w:r>
+      <w:r>
+        <w:rPr>
+          <w:i/>
+          <w:iCs/>
+        </w:rPr>
+        <w:t xml:space="preserve"> </w:t>
+      </w:r>
+      <w:r>
+        <w:rPr>
+          <w:i/>
+          <w:iCs/>
+        </w:rPr>
+        <w:t xml:space="preserve">City</w:t>
+      </w:r>
+      <w:r>
+        <w:rPr>
+          <w:i/>
+          <w:iCs/>
+        </w:rPr>
+        <w:t xml:space="preserve"> </w:t>
+      </w:r>
+      <w:r>
+        <w:rPr>
+          <w:i/>
+          <w:iCs/>
+        </w:rPr>
+        <w:t xml:space="preserve">of</w:t>
+      </w:r>
+      <w:r>
+        <w:rPr>
+          <w:i/>
+          <w:iCs/>
+        </w:rPr>
+        <w:t xml:space="preserve"> </w:t>
+      </w:r>
+      <w:r>
+        <w:rPr>
+          <w:i/>
+          <w:iCs/>
+        </w:rPr>
+        <w:t xml:space="preserve">Schertz</w:t>
+      </w:r>
+      <w:r>
+        <w:t xml:space="preserve">,</w:t>
+      </w:r>
+      <w:r>
+        <w:t xml:space="preserve"> </w:t>
+      </w:r>
+      <w:r>
+        <w:t xml:space="preserve">969</w:t>
+      </w:r>
+      <w:r>
+        <w:t xml:space="preserve"> </w:t>
+      </w:r>
+      <w:r>
+        <w:t xml:space="preserve">F.3d</w:t>
+      </w:r>
+      <w:r>
+        <w:t xml:space="preserve"> </w:t>
+      </w:r>
+      <w:r>
+        <w:t xml:space="preserve">460</w:t>
+      </w:r>
+      <w:r>
+        <w:t xml:space="preserve"> </w:t>
+      </w:r>
+      <w:r>
+        <w:t xml:space="preserve">(5th</w:t>
+      </w:r>
+      <w:r>
+        <w:t xml:space="preserve"> </w:t>
+      </w:r>
+      <w:r>
+        <w:t xml:space="preserve">Cir.</w:t>
+      </w:r>
+      <w:r>
+        <w:t xml:space="preserve"> </w:t>
+      </w:r>
+      <w:r>
+        <w:t xml:space="preserve">2020)</w:t>
+      </w:r>
+      <w:r>
+        <w:t xml:space="preserve">   </w:t>
+      </w:r>
+      <w:r>
+        <w:tab/>
+      </w:r>
+      <w:r>
+        <w:t xml:space="preserve">2</w:t>
+      </w:r>
+    </w:p>
+    <w:p>
+      <w:pPr>
+        <w:pStyle w:val="CA5Single"/>
+        <w:keepLines/>
+        <w:tabs>
+          <w:tab w:val="right" w:leader="dot" w:pos="9360"/>
+        </w:tabs>
+        <w:spacing w:before="224" w:after="0" w:line="340" w:lineRule="exact"/>
+        <w:ind w:left="504" w:right="1120" w:hanging="504"/>
+      </w:pPr>
+      <w:r>
+        <w:rPr>
+          <w:i/>
+          <w:iCs/>
+        </w:rPr>
+        <w:t xml:space="preserve">NiGen</w:t>
+      </w:r>
+      <w:r>
+        <w:rPr>
+          <w:i/>
+          <w:iCs/>
+        </w:rPr>
+        <w:t xml:space="preserve"> </w:t>
+      </w:r>
+      <w:r>
+        <w:rPr>
+          <w:i/>
+          <w:iCs/>
+        </w:rPr>
+        <w:t xml:space="preserve">Biotech,</w:t>
+      </w:r>
+      <w:r>
+        <w:rPr>
+          <w:i/>
+          <w:iCs/>
+        </w:rPr>
+        <w:t xml:space="preserve"> </w:t>
+      </w:r>
+      <w:r>
+        <w:rPr>
+          <w:i/>
+          <w:iCs/>
+        </w:rPr>
+        <w:t xml:space="preserve">L.L.C.</w:t>
+      </w:r>
+      <w:r>
+        <w:rPr>
+          <w:i/>
+          <w:iCs/>
+        </w:rPr>
+        <w:t xml:space="preserve"> </w:t>
+      </w:r>
+      <w:r>
+        <w:rPr>
+          <w:i/>
+          <w:iCs/>
+        </w:rPr>
+        <w:t xml:space="preserve">v.</w:t>
+      </w:r>
+      <w:r>
+        <w:rPr>
+          <w:i/>
+          <w:iCs/>
+        </w:rPr>
+        <w:t xml:space="preserve"> </w:t>
+      </w:r>
+      <w:r>
+        <w:rPr>
+          <w:i/>
+          <w:iCs/>
+        </w:rPr>
+        <w:t xml:space="preserve">Paxton</w:t>
+      </w:r>
+      <w:r>
+        <w:t xml:space="preserve">,</w:t>
+      </w:r>
+      <w:r>
+        <w:t xml:space="preserve"> </w:t>
+      </w:r>
+      <w:r>
+        <w:t xml:space="preserve">804</w:t>
+      </w:r>
+      <w:r>
+        <w:t xml:space="preserve"> </w:t>
+      </w:r>
+      <w:r>
+        <w:t xml:space="preserve">F.3d</w:t>
+      </w:r>
+      <w:r>
+        <w:t xml:space="preserve"> </w:t>
+      </w:r>
+      <w:r>
+        <w:t xml:space="preserve">389</w:t>
+      </w:r>
+      <w:r>
+        <w:t xml:space="preserve"> </w:t>
+      </w:r>
+      <w:r>
+        <w:t xml:space="preserve">(5th</w:t>
+      </w:r>
+      <w:r>
+        <w:t xml:space="preserve"> </w:t>
+      </w:r>
+      <w:r>
+        <w:t xml:space="preserve">Cir.</w:t>
+      </w:r>
+      <w:r>
+        <w:t xml:space="preserve"> </w:t>
+      </w:r>
+      <w:r>
+        <w:t xml:space="preserve">2015)</w:t>
+      </w:r>
+      <w:r>
+        <w:t xml:space="preserve">   </w:t>
+      </w:r>
+      <w:r>
+        <w:tab/>
+      </w:r>
+      <w:r>
+        <w:t xml:space="preserve">2, 3, 4, 5</w:t>
+      </w:r>
+    </w:p>
+    <w:p>
+      <w:pPr>
+        <w:pStyle w:val="CA5Single"/>
+        <w:keepLines/>
+        <w:tabs>
+          <w:tab w:val="right" w:leader="dot" w:pos="9360"/>
+        </w:tabs>
+        <w:spacing w:before="224" w:after="0" w:line="340" w:lineRule="exact"/>
+        <w:ind w:left="504" w:right="1120" w:hanging="504"/>
+      </w:pPr>
+      <w:r>
+        <w:rPr>
+          <w:i/>
+          <w:iCs/>
+        </w:rPr>
+        <w:t xml:space="preserve">Steel</w:t>
+      </w:r>
+      <w:r>
+        <w:rPr>
+          <w:i/>
+          <w:iCs/>
+        </w:rPr>
+        <w:t xml:space="preserve"> </w:t>
+      </w:r>
+      <w:r>
+        <w:rPr>
+          <w:i/>
+          <w:iCs/>
+        </w:rPr>
+        <w:t xml:space="preserve">Co.</w:t>
+      </w:r>
+      <w:r>
+        <w:rPr>
+          <w:i/>
+          <w:iCs/>
+        </w:rPr>
+        <w:t xml:space="preserve"> </w:t>
+      </w:r>
+      <w:r>
+        <w:rPr>
+          <w:i/>
+          <w:iCs/>
+        </w:rPr>
+        <w:t xml:space="preserve">v.</w:t>
+      </w:r>
+      <w:r>
+        <w:rPr>
+          <w:i/>
+          <w:iCs/>
+        </w:rPr>
+        <w:t xml:space="preserve"> </w:t>
+      </w:r>
+      <w:r>
+        <w:rPr>
+          <w:i/>
+          <w:iCs/>
+        </w:rPr>
+        <w:t xml:space="preserve">Citizens</w:t>
+      </w:r>
+      <w:r>
+        <w:rPr>
+          <w:i/>
+          <w:iCs/>
+        </w:rPr>
+        <w:t xml:space="preserve"> </w:t>
+      </w:r>
+      <w:r>
+        <w:rPr>
+          <w:i/>
+          <w:iCs/>
+        </w:rPr>
+        <w:t xml:space="preserve">for</w:t>
+      </w:r>
+      <w:r>
+        <w:rPr>
+          <w:i/>
+          <w:iCs/>
+        </w:rPr>
+        <w:t xml:space="preserve"> </w:t>
+      </w:r>
+      <w:r>
+        <w:rPr>
+          <w:i/>
+          <w:iCs/>
+        </w:rPr>
+        <w:t xml:space="preserve">a</w:t>
+      </w:r>
+      <w:r>
+        <w:rPr>
+          <w:i/>
+          <w:iCs/>
+        </w:rPr>
+        <w:t xml:space="preserve"> </w:t>
+      </w:r>
+      <w:r>
+        <w:rPr>
+          <w:i/>
+          <w:iCs/>
+        </w:rPr>
+        <w:t xml:space="preserve">Better</w:t>
+      </w:r>
+      <w:r>
+        <w:rPr>
+          <w:i/>
+          <w:iCs/>
+        </w:rPr>
+        <w:t xml:space="preserve"> </w:t>
+      </w:r>
+      <w:r>
+        <w:rPr>
+          <w:i/>
+          <w:iCs/>
+        </w:rPr>
+        <w:t xml:space="preserve">Env’t</w:t>
+      </w:r>
+      <w:r>
+        <w:t xml:space="preserve">,</w:t>
+      </w:r>
+      <w:r>
+        <w:t xml:space="preserve"> </w:t>
+      </w:r>
+      <w:r>
+        <w:t xml:space="preserve">523</w:t>
+      </w:r>
+      <w:r>
+        <w:t xml:space="preserve"> </w:t>
+      </w:r>
+      <w:r>
+        <w:t xml:space="preserve">U.S.</w:t>
+      </w:r>
+      <w:r>
+        <w:t xml:space="preserve"> </w:t>
+      </w:r>
+      <w:r>
+        <w:t xml:space="preserve">83</w:t>
+      </w:r>
+      <w:r>
+        <w:t xml:space="preserve"> </w:t>
+      </w:r>
+      <w:r>
+        <w:t xml:space="preserve">(1998)</w:t>
+      </w:r>
+      <w:r>
+        <w:t xml:space="preserve">   </w:t>
+      </w:r>
+      <w:r>
+        <w:tab/>
+      </w:r>
+      <w:r>
+        <w:t xml:space="preserve">5</w:t>
+      </w:r>
+    </w:p>
+    <w:p>
+      <w:pPr>
+        <w:pStyle w:val="CA5Single"/>
+        <w:keepNext/>
+        <w:spacing w:before="336" w:after="224" w:line="340" w:lineRule="exact"/>
+      </w:pPr>
+      <w:r>
+        <w:rPr>
+          <w:b/>
+          <w:bCs/>
+        </w:rPr>
+        <w:t xml:space="preserve">Statutes &amp; Other Authorities</w:t>
+      </w:r>
+    </w:p>
+    <w:p>
+      <w:pPr>
+        <w:pStyle w:val="CA5Single"/>
+        <w:keepLines/>
+        <w:tabs>
+          <w:tab w:val="right" w:leader="dot" w:pos="9360"/>
+        </w:tabs>
+        <w:spacing w:before="224" w:after="0" w:line="340" w:lineRule="exact"/>
+        <w:ind w:left="504" w:right="1120" w:hanging="504"/>
+      </w:pPr>
+      <w:r>
+        <w:t xml:space="preserve">42</w:t>
+      </w:r>
+      <w:r>
+        <w:t xml:space="preserve"> </w:t>
+      </w:r>
+      <w:r>
+        <w:t xml:space="preserve">USC</w:t>
+      </w:r>
+      <w:r>
+        <w:t xml:space="preserve"> </w:t>
+      </w:r>
+      <w:r>
+        <w:t xml:space="preserve">2000d</w:t>
+      </w:r>
+      <w:r>
+        <w:t xml:space="preserve">   </w:t>
+      </w:r>
+      <w:r>
+        <w:tab/>
+      </w:r>
+      <w:r>
+        <w:t xml:space="preserve">1</w:t>
+      </w:r>
+    </w:p>
+    <w:p>
+      <w:pPr>
+        <w:spacing w:before="0" w:after="0" w:line="20" w:lineRule="exact"/>
+        <w:sectPr>
+          <w:footerReference w:type="default" r:id="rIdRomanFtr"/>
+          <w:pgSz w:w="12240" w:h="15840"/>
+          <w:pgMar w:top="1440" w:right="1440" w:bottom="1440" w:left="1440" w:header="720" w:footer="720" w:gutter="0"/>
+          <w:pgNumType w:fmt="lowerRoman" w:start="1"/>
+        </w:sectPr>
+      </w:pPr>
+    </w:p>
+    <w:p>
+      <w:pPr>
+        <w:pStyle w:val="CA5Title"/>
+        <w:spacing w:before="0" w:after="252" w:line="340" w:lineRule="exact"/>
+      </w:pPr>
+      <w:r>
+        <w:t xml:space="preserve">Procedural</w:t>
+      </w:r>
+      <w:r>
+        <w:t xml:space="preserve"> </w:t>
+      </w:r>
+      <w:r>
+        <w:t xml:space="preserve">Background</w:t>
+      </w:r>
+    </w:p>
+    <w:p>
+      <w:pPr>
+        <w:pStyle w:val="CA5NoIndent"/>
+      </w:pPr>
+      <w:r>
+        <w:t xml:space="preserve">Plaintiff Ellen Mae Fisher informs the Court that while this Reply was pending, on Friday, August 14, 2026, the lower court dismissed her First Amendment claim in its entirety.</w:t>
+      </w:r>
+      <w:r>
+        <w:t xml:space="preserve"> </w:t>
+      </w:r>
+      <w:r>
+        <w:rPr>
+          <w:i/>
+          <w:iCs/>
+        </w:rPr>
+        <w:t xml:space="preserve">Fisher v. Tex. Tech. Univ. Sys. Bd. of Regents</w:t>
+      </w:r>
+      <w:r>
+        <w:t xml:space="preserve">, No. 5:26-CV</w:t>
+      </w:r>
+      <w:r>
+        <w:noBreakHyphen/>
+      </w:r>
+      <w:r>
+        <w:t xml:space="preserve">0073-X, 2026 LX 496365 (N.D. Tex. Aug. 14, 2026). However, a claim under Title VI of the Civil Rights Act of 1964, 42 USC 2000d survives and her case proceeds.</w:t>
+      </w:r>
+      <w:r>
+        <w:t xml:space="preserve"> </w:t>
+      </w:r>
+      <w:r>
+        <w:rPr>
+          <w:i/>
+          <w:iCs/>
+        </w:rPr>
+        <w:t xml:space="preserve">Id.</w:t>
+      </w:r>
+      <w:r>
+        <w:t xml:space="preserve"> </w:t>
+      </w:r>
+      <w:r>
+        <w:t xml:space="preserve">at *20. The Title VI claim is not implicated on this appeal.</w:t>
+      </w:r>
     </w:p>
     <w:p>
       <w:pPr>
         <w:pStyle w:val="FirstParagraph"/>
       </w:pPr>
       <w:r>
-        <w:t xml:space="preserve">Plaintiff Ellen Mae Fisher informs the Court that while this Reply was pending, on Friday, August 14, 2026, the lower court dismissed her First Amendment claim in its entirety.</w:t>
-      </w:r>
-      <w:r>
-        <w:t xml:space="preserve"> </w:t>
-      </w:r>
-      <w:r>
-        <w:rPr>
-          <w:i/>
-          <w:iCs/>
-        </w:rPr>
-        <w:t xml:space="preserve">Fisher v. Tex. Tech. Univ. Sys. Bd. of Regents</w:t>
-      </w:r>
-      <w:r>
-        <w:t xml:space="preserve">, No. 5:26-CV-0073-X, 2026 LX 496365 (N.D. Tex. Aug. 14, 2026). However, a claim under Title VI of the Civil Rights Act of 1964, 42 USC 2000d survives and her case proceeds.</w:t>
+        <w:t xml:space="preserve">In dismissing the First Amendment claim, the court below applied the same reasoning in its prior decisions on her Motion for Preliminary Injunction and Motion for Preliminary Injunction Pending Appeal which are currently before this Court.</w:t>
       </w:r>
       <w:r>
         <w:t xml:space="preserve"> </w:t>
@@ -46,7 +3136,326 @@
         <w:t xml:space="preserve"> </w:t>
       </w:r>
       <w:r>
-        <w:t xml:space="preserve">at *20. The Title VI claim is not implicated on this appeal.</w:t>
+        <w:t xml:space="preserve">at *7–*14. The lower court’s decision on the motion to dismiss does not raise new grounds for disposing of Fisher’s plea for injunctive relief due to Defendants’ First Amendment retaliation, to which she is entitled. The new decision does not divest the Court of appellate jurisdiction or moot this appeal.</w:t>
+      </w:r>
+      <w:r>
+        <w:t xml:space="preserve"> </w:t>
+      </w:r>
+      <w:r>
+        <w:rPr>
+          <w:i/>
+          <w:iCs/>
+        </w:rPr>
+        <w:t xml:space="preserve">See</w:t>
+      </w:r>
+      <w:r>
+        <w:t xml:space="preserve"> </w:t>
+      </w:r>
+      <w:r>
+        <w:rPr>
+          <w:i/>
+          <w:iCs/>
+        </w:rPr>
+        <w:t xml:space="preserve">Dayton Indep. Sch. Dist. v. U.S. Mineral Prods. Co.</w:t>
+      </w:r>
+      <w:r>
+        <w:t xml:space="preserve">, 906 F.2d 1059, 1063 (5th Cir. 1990).</w:t>
+      </w:r>
+    </w:p>
+    <w:p>
+      <w:pPr>
+        <w:pStyle w:val="CA5Title"/>
+      </w:pPr>
+      <w:r>
+        <w:t xml:space="preserve">Argument</w:t>
+      </w:r>
+    </w:p>
+    <w:p>
+      <w:pPr>
+        <w:pStyle w:val="CA5Sub3"/>
+      </w:pPr>
+      <w:r>
+        <w:rPr>
+          <w:b/>
+          <w:bCs/>
+        </w:rPr>
+        <w:t xml:space="preserve">A.</w:t>
+      </w:r>
+      <w:r>
+        <w:tab/>
+      </w:r>
+      <w:r>
+        <w:rPr>
+          <w:b/>
+          <w:bCs/>
+        </w:rPr>
+        <w:t xml:space="preserve">The</w:t>
+      </w:r>
+      <w:r>
+        <w:rPr>
+          <w:b/>
+          <w:bCs/>
+        </w:rPr>
+        <w:t xml:space="preserve"> </w:t>
+      </w:r>
+      <w:r>
+        <w:rPr>
+          <w:b/>
+          <w:bCs/>
+        </w:rPr>
+        <w:t xml:space="preserve">Fifth</w:t>
+      </w:r>
+      <w:r>
+        <w:rPr>
+          <w:b/>
+          <w:bCs/>
+        </w:rPr>
+        <w:t xml:space="preserve"> </w:t>
+      </w:r>
+      <w:r>
+        <w:rPr>
+          <w:b/>
+          <w:bCs/>
+        </w:rPr>
+        <w:t xml:space="preserve">Circuit</w:t>
+      </w:r>
+      <w:r>
+        <w:rPr>
+          <w:b/>
+          <w:bCs/>
+        </w:rPr>
+        <w:t xml:space="preserve"> </w:t>
+      </w:r>
+      <w:r>
+        <w:rPr>
+          <w:b/>
+          <w:bCs/>
+        </w:rPr>
+        <w:t xml:space="preserve">Has</w:t>
+      </w:r>
+      <w:r>
+        <w:rPr>
+          <w:b/>
+          <w:bCs/>
+        </w:rPr>
+        <w:t xml:space="preserve"> </w:t>
+      </w:r>
+      <w:r>
+        <w:rPr>
+          <w:b/>
+          <w:bCs/>
+        </w:rPr>
+        <w:t xml:space="preserve">Already</w:t>
+      </w:r>
+      <w:r>
+        <w:rPr>
+          <w:b/>
+          <w:bCs/>
+        </w:rPr>
+        <w:t xml:space="preserve"> </w:t>
+      </w:r>
+      <w:r>
+        <w:rPr>
+          <w:b/>
+          <w:bCs/>
+        </w:rPr>
+        <w:t xml:space="preserve">Held</w:t>
+      </w:r>
+      <w:r>
+        <w:rPr>
+          <w:b/>
+          <w:bCs/>
+        </w:rPr>
+        <w:t xml:space="preserve"> </w:t>
+      </w:r>
+      <w:r>
+        <w:rPr>
+          <w:b/>
+          <w:bCs/>
+        </w:rPr>
+        <w:t xml:space="preserve">that</w:t>
+      </w:r>
+      <w:r>
+        <w:rPr>
+          <w:b/>
+          <w:bCs/>
+        </w:rPr>
+        <w:t xml:space="preserve"> </w:t>
+      </w:r>
+      <w:r>
+        <w:rPr>
+          <w:b/>
+          <w:bCs/>
+        </w:rPr>
+        <w:t xml:space="preserve">Retraction</w:t>
+      </w:r>
+      <w:r>
+        <w:rPr>
+          <w:b/>
+          <w:bCs/>
+        </w:rPr>
+        <w:t xml:space="preserve"> </w:t>
+      </w:r>
+      <w:r>
+        <w:rPr>
+          <w:b/>
+          <w:bCs/>
+        </w:rPr>
+        <w:t xml:space="preserve">May</w:t>
+      </w:r>
+      <w:r>
+        <w:rPr>
+          <w:b/>
+          <w:bCs/>
+        </w:rPr>
+        <w:t xml:space="preserve"> </w:t>
+      </w:r>
+      <w:r>
+        <w:rPr>
+          <w:b/>
+          <w:bCs/>
+        </w:rPr>
+        <w:t xml:space="preserve">Be</w:t>
+      </w:r>
+      <w:r>
+        <w:rPr>
+          <w:b/>
+          <w:bCs/>
+        </w:rPr>
+        <w:t xml:space="preserve"> </w:t>
+      </w:r>
+      <w:r>
+        <w:rPr>
+          <w:b/>
+          <w:bCs/>
+        </w:rPr>
+        <w:t xml:space="preserve">Ordered</w:t>
+      </w:r>
+      <w:r>
+        <w:rPr>
+          <w:b/>
+          <w:bCs/>
+        </w:rPr>
+        <w:t xml:space="preserve"> </w:t>
+      </w:r>
+      <w:r>
+        <w:rPr>
+          <w:b/>
+          <w:bCs/>
+        </w:rPr>
+        <w:t xml:space="preserve">as</w:t>
+      </w:r>
+      <w:r>
+        <w:rPr>
+          <w:b/>
+          <w:bCs/>
+        </w:rPr>
+        <w:t xml:space="preserve"> </w:t>
+      </w:r>
+      <w:r>
+        <w:rPr>
+          <w:b/>
+          <w:bCs/>
+        </w:rPr>
+        <w:t xml:space="preserve">Prospective</w:t>
+      </w:r>
+      <w:r>
+        <w:rPr>
+          <w:b/>
+          <w:bCs/>
+        </w:rPr>
+        <w:t xml:space="preserve"> </w:t>
+      </w:r>
+      <w:r>
+        <w:rPr>
+          <w:b/>
+          <w:bCs/>
+        </w:rPr>
+        <w:t xml:space="preserve">Relief</w:t>
+      </w:r>
+    </w:p>
+    <w:p>
+      <w:pPr>
+        <w:pStyle w:val="CA5NoIndent"/>
+      </w:pPr>
+      <w:r>
+        <w:t xml:space="preserve">As this Court has already held, Plaintiffs are entitled to “lift a yoke of alleged unconstitutional conduct from [their] own shoulders,” including ordering state action “which would require a retraction.”</w:t>
+      </w:r>
+      <w:r>
+        <w:t xml:space="preserve"> </w:t>
+      </w:r>
+      <w:r>
+        <w:rPr>
+          <w:i/>
+          <w:iCs/>
+        </w:rPr>
+        <w:t xml:space="preserve">NiGen Biotech, L.L.C. v. Paxton</w:t>
+      </w:r>
+      <w:r>
+        <w:t xml:space="preserve">, 804 F.3d 389, 398 (5th Cir. 2015) (reversing district court’s dismissal concerning entitlement to retraction as injunctive relief under</w:t>
+      </w:r>
+      <w:r>
+        <w:t xml:space="preserve"> </w:t>
+      </w:r>
+      <w:r>
+        <w:rPr>
+          <w:i/>
+          <w:iCs/>
+        </w:rPr>
+        <w:t xml:space="preserve">ex parte Young</w:t>
+      </w:r>
+      <w:r>
+        <w:t xml:space="preserve">).</w:t>
+      </w:r>
+      <w:r>
+        <w:rPr>
+          <w:rStyle w:val="FootnoteReference"/>
+        </w:rPr>
+        <w:footnoteReference w:id="9"/>
+      </w:r>
+      <w:r>
+        <w:t xml:space="preserve"> </w:t>
+      </w:r>
+      <w:r>
+        <w:t xml:space="preserve">Defendants claim that all relief sought by Fisher is retrospective, which is obviously not the case given Texas Tech’s ongoing retaliation against her. More specifically, Defendants claim that retraction of a state actor’s letters or notices to a third-party constitute impermissible injunctive relief because it is “backwards looking.” ROA at 1177 (quoting</w:t>
+      </w:r>
+      <w:r>
+        <w:t xml:space="preserve"> </w:t>
+      </w:r>
+      <w:r>
+        <w:rPr>
+          <w:i/>
+          <w:iCs/>
+        </w:rPr>
+        <w:t xml:space="preserve">Green Valley Special Util. Dist. v. City of Schertz</w:t>
+      </w:r>
+      <w:r>
+        <w:t xml:space="preserve">, 969 F.3d 460, 471 (5th Cir. 2020)).</w:t>
+      </w:r>
+      <w:r>
+        <w:rPr>
+          <w:rStyle w:val="FootnoteReference"/>
+        </w:rPr>
+        <w:footnoteReference w:id="10"/>
+      </w:r>
+      <w:r>
+        <w:t xml:space="preserve"> </w:t>
+      </w:r>
+      <w:r>
+        <w:t xml:space="preserve">But to affirm the position taken by the lower court and argued by Defendants requires this Court to overrule</w:t>
+      </w:r>
+      <w:r>
+        <w:t xml:space="preserve"> </w:t>
+      </w:r>
+      <w:r>
+        <w:rPr>
+          <w:i/>
+          <w:iCs/>
+        </w:rPr>
+        <w:t xml:space="preserve">NiGen</w:t>
+      </w:r>
+      <w:r>
+        <w:t xml:space="preserve">.</w:t>
       </w:r>
     </w:p>
     <w:p>
@@ -54,7 +3463,47 @@
         <w:pStyle w:val="BodyText"/>
       </w:pPr>
       <w:r>
-        <w:t xml:space="preserve">In dismissing the First Amendment claim, the court below applied the same reasoning in its prior decisions on her Motion for Preliminary Injunction and Motion for Preliminary Injunction Pending Appeal which are currently before this Court.</w:t>
+        <w:t xml:space="preserve">In</w:t>
+      </w:r>
+      <w:r>
+        <w:t xml:space="preserve"> </w:t>
+      </w:r>
+      <w:r>
+        <w:rPr>
+          <w:i/>
+          <w:iCs/>
+        </w:rPr>
+        <w:t xml:space="preserve">NiGen</w:t>
+      </w:r>
+      <w:r>
+        <w:t xml:space="preserve">, the AG made an official determination that a dietary supplement maker used product labels that were “false, misleading, or deceptive” in violation of the Texas’ Deceptive Trade Practices Act.</w:t>
+      </w:r>
+      <w:r>
+        <w:t xml:space="preserve"> </w:t>
+      </w:r>
+      <w:r>
+        <w:rPr>
+          <w:i/>
+          <w:iCs/>
+        </w:rPr>
+        <w:t xml:space="preserve">NiGen</w:t>
+      </w:r>
+      <w:r>
+        <w:t xml:space="preserve">, 804 F.3d at 392. After the AG made this decision and after the AG’s letters issued, NiGen sued the Texas Attorney General under the First and Fourteenth Amendment (along with other constitutional claims).</w:t>
+      </w:r>
+      <w:r>
+        <w:rPr>
+          <w:rStyle w:val="FootnoteReference"/>
+        </w:rPr>
+        <w:footnoteReference w:id="11"/>
+      </w:r>
+    </w:p>
+    <w:p>
+      <w:pPr>
+        <w:pStyle w:val="BodyText"/>
+      </w:pPr>
+      <w:r>
+        <w:t xml:space="preserve">The AG issued letters not only directly to NiGen (akin to Defendants issuing a reprimand letter directly to Fisher), but also to third-party retailers in Texas (akin to Defendants reporting the reprimand to the Law Examiners).</w:t>
       </w:r>
       <w:r>
         <w:t xml:space="preserve"> </w:t>
@@ -70,71 +3519,41 @@
         <w:t xml:space="preserve"> </w:t>
       </w:r>
       <w:r>
-        <w:t xml:space="preserve">at *7–*14. The lower court’s decision on the motion to dismiss does not raise new grounds for disposing of Fisher’s plea for injunctive relief due to Defendants’ First Amendment retaliation, to which she is entitled. The new decision does not divest the Court of appellate jurisdiction or moot this appeal.</w:t>
-      </w:r>
-      <w:r>
-        <w:t xml:space="preserve"> </w:t>
-      </w:r>
-      <w:r>
-        <w:rPr>
-          <w:i/>
-          <w:iCs/>
-        </w:rPr>
-        <w:t xml:space="preserve">See</w:t>
-      </w:r>
-      <w:r>
-        <w:t xml:space="preserve"> </w:t>
-      </w:r>
-      <w:r>
-        <w:rPr>
-          <w:i/>
-          <w:iCs/>
-        </w:rPr>
-        <w:t xml:space="preserve">Dayton Indep. Sch. Dist. v. U.S. Mineral Prods. Co.</w:t>
-      </w:r>
-      <w:r>
-        <w:t xml:space="preserve">, 906 F.2d 1059, 1063 (5th Cir. 1990).</w:t>
-      </w:r>
-    </w:p>
-    <w:p>
-      <w:pPr>
-        <w:pStyle w:val="Heading1"/>
-      </w:pPr>
-      <w:bookmarkStart w:id="10" w:name="_argument"/>
-      <w:r>
-        <w:t xml:space="preserve">Argument</w:t>
-      </w:r>
-      <w:bookmarkEnd w:id="10"/>
-    </w:p>
-    <w:p>
-      <w:pPr>
-        <w:pStyle w:val="Heading3"/>
-      </w:pPr>
-      <w:bookmarkStart w:id="11" w:name="_8c7208233769f30ff3afae1eafdba57fdd1d3c3"/>
-      <w:r>
-        <w:t xml:space="preserve">The Fifth Circuit Has Already Held that Retraction May Be Ordered as Prospective Relief</w:t>
-      </w:r>
-      <w:bookmarkEnd w:id="11"/>
-    </w:p>
-    <w:p>
-      <w:pPr>
-        <w:pStyle w:val="FirstParagraph"/>
-      </w:pPr>
-      <w:r>
-        <w:t xml:space="preserve">As this Court has already held, Plaintiffs are entitled to “lift a yoke of alleged unconstitutional conduct from [their] own shoulders,” including ordering state action “which would require a retraction.”</w:t>
-      </w:r>
-      <w:r>
-        <w:t xml:space="preserve"> </w:t>
-      </w:r>
-      <w:r>
-        <w:rPr>
-          <w:i/>
-          <w:iCs/>
-        </w:rPr>
-        <w:t xml:space="preserve">NiGen Biotech, L.L.C. v. Paxton</w:t>
-      </w:r>
-      <w:r>
-        <w:t xml:space="preserve">, 804 F.3d 389, 398 (5th Cir. 2015) (reversing district court’s dismissal concerning entitlement to retraction as injunctive relief under</w:t>
+        <w:t xml:space="preserve">at 397. The AG letters crippled NiGen’s business, just as Defendants here seek to cripple Fisher in her chosen profession of law, and “amounted to a preliminary injunction against the lawful sale of NiGen’s products.”</w:t>
+      </w:r>
+      <w:r>
+        <w:t xml:space="preserve"> </w:t>
+      </w:r>
+      <w:r>
+        <w:rPr>
+          <w:i/>
+          <w:iCs/>
+        </w:rPr>
+        <w:t xml:space="preserve">Id.</w:t>
+      </w:r>
+      <w:r>
+        <w:t xml:space="preserve"> </w:t>
+      </w:r>
+      <w:r>
+        <w:t xml:space="preserve">The AG also threatened further enforcement if NiGen did not comply, just as Texas Tech will continue to fire off letters to each bar overseer Fisher applies to in the future.</w:t>
+      </w:r>
+      <w:r>
+        <w:t xml:space="preserve"> </w:t>
+      </w:r>
+      <w:r>
+        <w:rPr>
+          <w:i/>
+          <w:iCs/>
+        </w:rPr>
+        <w:t xml:space="preserve">Id.</w:t>
+      </w:r>
+    </w:p>
+    <w:p>
+      <w:pPr>
+        <w:pStyle w:val="BodyText"/>
+      </w:pPr>
+      <w:r>
+        <w:t xml:space="preserve">The independent third-party retailers who received these AG letters (e.g. CVS, Walgreens, and Walmart) could clearly make their own independent decisions as to whether to place orders for NiGen’s products. But the fact that these third-party retailers made their own independent decisions did not bar NiGen from seeking injunctive relief under</w:t>
       </w:r>
       <w:r>
         <w:t xml:space="preserve"> </w:t>
@@ -147,44 +3566,84 @@
         <w:t xml:space="preserve">ex parte Young</w:t>
       </w:r>
       <w:r>
-        <w:t xml:space="preserve">).</w:t>
-      </w:r>
-      <w:r>
-        <w:rPr>
-          <w:rStyle w:val="FootnoteReference"/>
-        </w:rPr>
-        <w:footnoteReference w:id="12"/>
-      </w:r>
-      <w:r>
-        <w:t xml:space="preserve"> </w:t>
-      </w:r>
-      <w:r>
-        <w:t xml:space="preserve">Defendants claim that all relief sought by Fisher is retrospective, which is obviously not the case given Texas Tech’s ongoing retaliation against her. More specifically, Defendants claim that retraction of a state actor’s letters or notices to a third-party constitute impermissible injunctive relief because it is “backwards looking.” ROA at 1177 (quoting</w:t>
-      </w:r>
-      <w:r>
-        <w:t xml:space="preserve"> </w:t>
-      </w:r>
-      <w:r>
-        <w:rPr>
-          <w:i/>
-          <w:iCs/>
-        </w:rPr>
-        <w:t xml:space="preserve">Green Valley Special Util. Dist. v. City of Schertz</w:t>
-      </w:r>
-      <w:r>
-        <w:t xml:space="preserve">, 969 F.3d 460, 471 (5th Cir. 2020)).</w:t>
-      </w:r>
-      <w:r>
-        <w:rPr>
-          <w:rStyle w:val="FootnoteReference"/>
-        </w:rPr>
-        <w:footnoteReference w:id="13"/>
-      </w:r>
-      <w:r>
-        <w:t xml:space="preserve"> </w:t>
-      </w:r>
-      <w:r>
-        <w:t xml:space="preserve">But to affirm the position taken by the lower court and argued by Defendants requires this Court to overrule</w:t>
+        <w:t xml:space="preserve">.</w:t>
+      </w:r>
+      <w:r>
+        <w:t xml:space="preserve"> </w:t>
+      </w:r>
+      <w:r>
+        <w:rPr>
+          <w:i/>
+          <w:iCs/>
+        </w:rPr>
+        <w:t xml:space="preserve">Id.</w:t>
+      </w:r>
+      <w:r>
+        <w:t xml:space="preserve"> </w:t>
+      </w:r>
+      <w:r>
+        <w:t xml:space="preserve">at 395.</w:t>
+      </w:r>
+    </w:p>
+    <w:p>
+      <w:pPr>
+        <w:pStyle w:val="BodyText"/>
+      </w:pPr>
+      <w:r>
+        <w:t xml:space="preserve">However, one major difference from Fisher’s case makes her argument even stronger. Here, Fisher moved for a preliminary injunction to maintain the last uncontested status of the parties before Texas Tech had even taken official adverse action against her. But NiGen waited fully two months to bring suit after the AG issued its letters.</w:t>
+      </w:r>
+      <w:r>
+        <w:t xml:space="preserve"> </w:t>
+      </w:r>
+      <w:r>
+        <w:rPr>
+          <w:i/>
+          <w:iCs/>
+        </w:rPr>
+        <w:t xml:space="preserve">Id.</w:t>
+      </w:r>
+      <w:r>
+        <w:t xml:space="preserve"> </w:t>
+      </w:r>
+      <w:r>
+        <w:t xml:space="preserve">at 392. The fact that the AG could act faster than a plaintiff could file or a court could issue orders did not strip away federal jurisdiction. Furthermore, unlike District Judge Starr here, whom no one can remotely accuse of lethargy or being lackadaisical in doing the court’s work—and who addressed Fisher’s preliminary injunction motion within a month—NiGen had to wait two full years before the lower court responded by dismissing its case in its entirety.</w:t>
+      </w:r>
+      <w:r>
+        <w:t xml:space="preserve"> </w:t>
+      </w:r>
+      <w:r>
+        <w:rPr>
+          <w:i/>
+          <w:iCs/>
+        </w:rPr>
+        <w:t xml:space="preserve">Id.</w:t>
+      </w:r>
+      <w:r>
+        <w:t xml:space="preserve"> </w:t>
+      </w:r>
+      <w:r>
+        <w:t xml:space="preserve">at 393. But this judicially imposed time lag did not render injunctive relief unavailable under</w:t>
+      </w:r>
+      <w:r>
+        <w:t xml:space="preserve"> </w:t>
+      </w:r>
+      <w:r>
+        <w:rPr>
+          <w:i/>
+          <w:iCs/>
+        </w:rPr>
+        <w:t xml:space="preserve">ex parte Young</w:t>
+      </w:r>
+      <w:r>
+        <w:t xml:space="preserve">.</w:t>
+      </w:r>
+    </w:p>
+    <w:p>
+      <w:pPr>
+        <w:pStyle w:val="BodyText"/>
+      </w:pPr>
+      <w:r>
+        <w:t xml:space="preserve">In</w:t>
       </w:r>
       <w:r>
         <w:t xml:space="preserve"> </w:t>
@@ -197,59 +3656,37 @@
         <w:t xml:space="preserve">NiGen</w:t>
       </w:r>
       <w:r>
-        <w:t xml:space="preserve">.</w:t>
-      </w:r>
-    </w:p>
-    <w:p>
-      <w:pPr>
-        <w:pStyle w:val="BodyText"/>
-      </w:pPr>
-      <w:r>
-        <w:t xml:space="preserve">In</w:t>
-      </w:r>
-      <w:r>
-        <w:t xml:space="preserve"> </w:t>
-      </w:r>
-      <w:r>
-        <w:rPr>
-          <w:i/>
-          <w:iCs/>
-        </w:rPr>
-        <w:t xml:space="preserve">NiGen</w:t>
-      </w:r>
-      <w:r>
-        <w:t xml:space="preserve">, the AG made an official determination that a dietary supplement maker used product labels that were “false, misleading, or deceptive” in violation of the Texas’ Deceptive Trade Practices Act.</w:t>
-      </w:r>
-      <w:r>
-        <w:t xml:space="preserve"> </w:t>
-      </w:r>
-      <w:r>
-        <w:rPr>
-          <w:i/>
-          <w:iCs/>
-        </w:rPr>
-        <w:t xml:space="preserve">NiGen</w:t>
-      </w:r>
-      <w:r>
-        <w:t xml:space="preserve">, 804 F.3d at 392. After the AG made this decision and after the AG’s letters issued, NiGen sued the Texas Attorney General under the First and Fourteenth Amendment (along with other constitutional claims).</w:t>
-      </w:r>
-      <w:r>
-        <w:rPr>
-          <w:rStyle w:val="FootnoteReference"/>
-        </w:rPr>
-        <w:footnoteReference w:id="14"/>
-      </w:r>
-    </w:p>
-    <w:p>
-      <w:pPr>
-        <w:pStyle w:val="BodyText"/>
-      </w:pPr>
-      <w:r>
-        <w:t xml:space="preserve">The AG issued letters not only directly to NiGen (akin to Defendants issuing a reprimand letter directly to Fisher), but also to third-party retailers in Texas (akin to Defendants reporting the reprimand to the Law Examiners).</w:t>
-      </w:r>
-      <w:r>
-        <w:t xml:space="preserve"> </w:t>
-      </w:r>
+        <w:t xml:space="preserve">, the State of Texas more or less mounted the same arguments against</w:t>
+      </w:r>
+      <w:r>
+        <w:t xml:space="preserve"> </w:t>
+      </w:r>
+      <w:r>
+        <w:rPr>
+          <w:i/>
+          <w:iCs/>
+        </w:rPr>
+        <w:t xml:space="preserve">Ex parte Young</w:t>
+      </w:r>
+      <w:r>
+        <w:t xml:space="preserve"> </w:t>
+      </w:r>
+      <w:r>
+        <w:t xml:space="preserve">jurisdiction raised against Fisher. Contrary to finding the AG’s official letters to be past, complete, official state action and denying relief as “backwards looking,” this Court found:</w:t>
+      </w:r>
+    </w:p>
+    <w:p>
+      <w:pPr>
+        <w:pStyle w:val="BlockText"/>
+      </w:pPr>
+      <w:r>
+        <w:t xml:space="preserve">… a favorable court decision would allow NiGen to again sell its products freely in Texas, whether directly, through its prior retailers, through other retailers, etc. It would allow NiGen to repair its damaged relationship with its retailers that has resulted from the Attorney General’s conduct. This is not speculative and is not dependent on the actions of third parties.</w:t>
+      </w:r>
+    </w:p>
+    <w:p>
+      <w:pPr>
+        <w:pStyle w:val="CA5NoIndent"/>
+      </w:pPr>
       <w:r>
         <w:rPr>
           <w:i/>
@@ -261,7 +3698,7 @@
         <w:t xml:space="preserve"> </w:t>
       </w:r>
       <w:r>
-        <w:t xml:space="preserve">at 397. The AG letters crippled NiGen’s business, just as Defendants here seek to cripple Fisher in her chosen profession of law, and “amounted to a preliminary injunction against the lawful sale of NiGen’s products.”</w:t>
+        <w:t xml:space="preserve">at 397 (adopting appellant’s reasoning). This satisfied the company’s requirement to allege “a continuing violation or the imminence of a future violation” and also satisfied the “redressability” requirement for prospective injunctive relief.</w:t>
       </w:r>
       <w:r>
         <w:t xml:space="preserve"> </w:t>
@@ -277,185 +3714,6 @@
         <w:t xml:space="preserve"> </w:t>
       </w:r>
       <w:r>
-        <w:t xml:space="preserve">The AG also threatened further enforcement if NiGen did not comply, just as Texas Tech will continue to fire off letters to each bar overseer Fisher applies to in the future.</w:t>
-      </w:r>
-      <w:r>
-        <w:t xml:space="preserve"> </w:t>
-      </w:r>
-      <w:r>
-        <w:rPr>
-          <w:i/>
-          <w:iCs/>
-        </w:rPr>
-        <w:t xml:space="preserve">Id.</w:t>
-      </w:r>
-    </w:p>
-    <w:p>
-      <w:pPr>
-        <w:pStyle w:val="BodyText"/>
-      </w:pPr>
-      <w:r>
-        <w:t xml:space="preserve">The independent third-party retailers who received these AG letters (e.g. CVS, Walgreens, and Walmart) could clearly make their own independent decisions as to whether to place orders for NiGen’s products. But the fact that these third-party retailers made their own independent decisions did not bar NiGen from seeking injunctive relief under</w:t>
-      </w:r>
-      <w:r>
-        <w:t xml:space="preserve"> </w:t>
-      </w:r>
-      <w:r>
-        <w:rPr>
-          <w:i/>
-          <w:iCs/>
-        </w:rPr>
-        <w:t xml:space="preserve">ex parte Young</w:t>
-      </w:r>
-      <w:r>
-        <w:t xml:space="preserve">.</w:t>
-      </w:r>
-      <w:r>
-        <w:t xml:space="preserve"> </w:t>
-      </w:r>
-      <w:r>
-        <w:rPr>
-          <w:i/>
-          <w:iCs/>
-        </w:rPr>
-        <w:t xml:space="preserve">Id.</w:t>
-      </w:r>
-      <w:r>
-        <w:t xml:space="preserve"> </w:t>
-      </w:r>
-      <w:r>
-        <w:t xml:space="preserve">at 395.</w:t>
-      </w:r>
-    </w:p>
-    <w:p>
-      <w:pPr>
-        <w:pStyle w:val="BodyText"/>
-      </w:pPr>
-      <w:r>
-        <w:t xml:space="preserve">However, one major difference from Fisher’s case makes her argument even stronger. Here, Fisher moved for a preliminary injunction to maintain the last uncontested status of the parties before Texas Tech had even taken official adverse action against her. But NiGen waited fully two months to bring suit after the AG issued its letters.</w:t>
-      </w:r>
-      <w:r>
-        <w:t xml:space="preserve"> </w:t>
-      </w:r>
-      <w:r>
-        <w:rPr>
-          <w:i/>
-          <w:iCs/>
-        </w:rPr>
-        <w:t xml:space="preserve">Id.</w:t>
-      </w:r>
-      <w:r>
-        <w:t xml:space="preserve"> </w:t>
-      </w:r>
-      <w:r>
-        <w:t xml:space="preserve">at 392. The fact that the AG could act faster than a plaintiff could file or a court could issue orders did not strip away federal jurisdiction. Furthermore, unlike District Judge Starr here, whom no one can remotely accuse of lethargy or being lackadaisical in doing the court’s work—and who addressed Fisher’s preliminary injunction motion within a month—NiGen had to wait two full years before the lower court responded by dismissing its case in its entirety.</w:t>
-      </w:r>
-      <w:r>
-        <w:t xml:space="preserve"> </w:t>
-      </w:r>
-      <w:r>
-        <w:rPr>
-          <w:i/>
-          <w:iCs/>
-        </w:rPr>
-        <w:t xml:space="preserve">Id.</w:t>
-      </w:r>
-      <w:r>
-        <w:t xml:space="preserve"> </w:t>
-      </w:r>
-      <w:r>
-        <w:t xml:space="preserve">at 393. But this judicially imposed time lag did not render injunctive relief unavailable under</w:t>
-      </w:r>
-      <w:r>
-        <w:t xml:space="preserve"> </w:t>
-      </w:r>
-      <w:r>
-        <w:rPr>
-          <w:i/>
-          <w:iCs/>
-        </w:rPr>
-        <w:t xml:space="preserve">ex parte Young</w:t>
-      </w:r>
-      <w:r>
-        <w:t xml:space="preserve">.</w:t>
-      </w:r>
-    </w:p>
-    <w:p>
-      <w:pPr>
-        <w:pStyle w:val="BodyText"/>
-      </w:pPr>
-      <w:r>
-        <w:t xml:space="preserve">In</w:t>
-      </w:r>
-      <w:r>
-        <w:t xml:space="preserve"> </w:t>
-      </w:r>
-      <w:r>
-        <w:rPr>
-          <w:i/>
-          <w:iCs/>
-        </w:rPr>
-        <w:t xml:space="preserve">NiGen</w:t>
-      </w:r>
-      <w:r>
-        <w:t xml:space="preserve">, the State of Texas more or less mounted the same arguments against</w:t>
-      </w:r>
-      <w:r>
-        <w:t xml:space="preserve"> </w:t>
-      </w:r>
-      <w:r>
-        <w:rPr>
-          <w:i/>
-          <w:iCs/>
-        </w:rPr>
-        <w:t xml:space="preserve">Ex parte Young</w:t>
-      </w:r>
-      <w:r>
-        <w:t xml:space="preserve"> </w:t>
-      </w:r>
-      <w:r>
-        <w:t xml:space="preserve">jurisdiction raised against Fisher. Contrary to finding the AG’s official letters to be past, complete, official state action and denying relief as “backwards looking,” this Court found:</w:t>
-      </w:r>
-    </w:p>
-    <w:p>
-      <w:pPr>
-        <w:pStyle w:val="BlockText"/>
-      </w:pPr>
-      <w:r>
-        <w:t xml:space="preserve">… a favorable court decision would allow NiGen to again sell its products freely in Texas, whether directly, through its prior retailers, through other retailers, etc. It would allow NiGen to repair its damaged relationship with its retailers that has resulted from the Attorney General’s conduct. This is not speculative and is not dependent on the actions of third parties.</w:t>
-      </w:r>
-    </w:p>
-    <w:p>
-      <w:pPr>
-        <w:pStyle w:val="FirstParagraph"/>
-      </w:pPr>
-      <w:r>
-        <w:rPr>
-          <w:i/>
-          <w:iCs/>
-        </w:rPr>
-        <w:t xml:space="preserve">Id.</w:t>
-      </w:r>
-      <w:r>
-        <w:t xml:space="preserve"> </w:t>
-      </w:r>
-      <w:r>
-        <w:t xml:space="preserve">at 397 (adopting appellant’s reasoning). This satisfied the company’s requirement to allege “a continuing violation or the imminence of a future violation” and also satisfied the “redressability” requirement for prospective injunctive relief.</w:t>
-      </w:r>
-      <w:r>
-        <w:t xml:space="preserve"> </w:t>
-      </w:r>
-      <w:r>
-        <w:rPr>
-          <w:i/>
-          <w:iCs/>
-        </w:rPr>
-        <w:t xml:space="preserve">Id.</w:t>
-      </w:r>
-      <w:r>
-        <w:t xml:space="preserve"> </w:t>
-      </w:r>
-      <w:r>
         <w:t xml:space="preserve">(citing</w:t>
       </w:r>
       <w:r>
@@ -466,7 +3724,7 @@
           <w:i/>
           <w:iCs/>
         </w:rPr>
-        <w:t xml:space="preserve">Steel Co. v. Citizens for a Better Env’t</w:t>
+        <w:t xml:space="preserve">Steel Co. v. Citizens for a Better Env’t</w:t>
       </w:r>
       <w:r>
         <w:t xml:space="preserve">, 523 U.S. 83, 108 (1998) and distinguishing other circuit’s cases).</w:t>
@@ -474,17 +3732,15 @@
     </w:p>
     <w:p>
       <w:pPr>
-        <w:pStyle w:val="Heading1"/>
-      </w:pPr>
-      <w:bookmarkStart w:id="15" w:name="_conclusion"/>
+        <w:pStyle w:val="CA5Title"/>
+      </w:pPr>
       <w:r>
         <w:t xml:space="preserve">Conclusion</w:t>
       </w:r>
-      <w:bookmarkEnd w:id="15"/>
-    </w:p>
-    <w:p>
-      <w:pPr>
-        <w:pStyle w:val="FirstParagraph"/>
+    </w:p>
+    <w:p>
+      <w:pPr>
+        <w:pStyle w:val="CA5BodyLast"/>
       </w:pPr>
       <w:r>
         <w:t xml:space="preserve">For the foregoing reasons, the Court should grant Plaintiff Ellen Mae Fisher the relief requested in her Appellant’s Brief.</w:t>
@@ -492,35 +3748,718 @@
     </w:p>
     <w:p>
       <w:pPr>
-        <w:pStyle w:val="Heading1"/>
-      </w:pPr>
-      <w:bookmarkStart w:id="16" w:name="_907ae574b3d35f2ee5138fb77bd25149345ddae"/>
-      <w:r>
-        <w:t xml:space="preserve">Certificate of Compliance</w:t>
-      </w:r>
-      <w:bookmarkEnd w:id="16"/>
-    </w:p>
-    <w:p>
-      <w:pPr>
-        <w:pStyle w:val="FirstParagraph"/>
-      </w:pPr>
-      <w:r>
-        <w:t xml:space="preserve">I hereby certify that the foregoing reply brief complies with the type-volume limitation of Federal Rule of Appellate Procedure 32(a)(7)(B) because it contains 894 words, excluding the parts of the brief exempted by Federal Rule of Appellate Procedure 32(f). The brief complies with the typeface and type-style requirements of Federal Rule of Appellate Procedure 32(a)(5) and (6) because it is set in a proportionally spaced serif typeface, 14-point or larger, and the footnotes are set in 12-point type.</w:t>
-      </w:r>
-    </w:p>
-    <w:p>
-      <w:pPr>
-        <w:pStyle w:val="Heading1"/>
-      </w:pPr>
-      <w:bookmarkStart w:id="17" w:name="_c121467334a269ca5206a0aa35bd1350b90187b"/>
-      <w:r>
-        <w:t xml:space="preserve">Certificate of Service</w:t>
-      </w:r>
-      <w:bookmarkEnd w:id="17"/>
-    </w:p>
-    <w:p>
-      <w:pPr>
-        <w:pStyle w:val="FirstParagraph"/>
+        <w:pStyle w:val="CA5Single"/>
+        <w:keepNext/>
+        <w:keepLines/>
+        <w:spacing w:before="576" w:after="0" w:line="340" w:lineRule="exact"/>
+      </w:pPr>
+      <w:r>
+        <w:t xml:space="preserve">Dated: </w:t>
+      </w:r>
+      <w:r>
+        <w:t xml:space="preserve">August</w:t>
+      </w:r>
+      <w:r>
+        <w:t xml:space="preserve"> </w:t>
+      </w:r>
+      <w:r>
+        <w:t xml:space="preserve">17,</w:t>
+      </w:r>
+      <w:r>
+        <w:t xml:space="preserve"> </w:t>
+      </w:r>
+      <w:r>
+        <w:t xml:space="preserve">2026</w:t>
+      </w:r>
+    </w:p>
+    <w:p>
+      <w:pPr>
+        <w:pStyle w:val="CA5Signature"/>
+        <w:spacing w:before="112" w:after="0" w:line="340" w:lineRule="exact"/>
+      </w:pPr>
+      <w:r>
+        <w:t xml:space="preserve">Respectfully submitted,</w:t>
+      </w:r>
+    </w:p>
+    <w:p>
+      <w:pPr>
+        <w:pStyle w:val="CA5Signature"/>
+        <w:spacing w:before="168" w:after="0" w:line="340" w:lineRule="exact"/>
+      </w:pPr>
+      <w:r>
+        <w:t xml:space="preserve">/s/ </w:t>
+      </w:r>
+      <w:r>
+        <w:t xml:space="preserve">Michael</w:t>
+      </w:r>
+      <w:r>
+        <w:t xml:space="preserve"> </w:t>
+      </w:r>
+      <w:r>
+        <w:t xml:space="preserve">Thad</w:t>
+      </w:r>
+      <w:r>
+        <w:t xml:space="preserve"> </w:t>
+      </w:r>
+      <w:r>
+        <w:t xml:space="preserve">Allen</w:t>
+      </w:r>
+    </w:p>
+    <w:p>
+      <w:pPr>
+        <w:pStyle w:val="CA5Signature"/>
+        <w:spacing w:before="140" w:after="0" w:line="340" w:lineRule="exact"/>
+      </w:pPr>
+      <w:r>
+        <w:t xml:space="preserve">Michael</w:t>
+      </w:r>
+      <w:r>
+        <w:t xml:space="preserve"> </w:t>
+      </w:r>
+      <w:r>
+        <w:t xml:space="preserve">Thad</w:t>
+      </w:r>
+      <w:r>
+        <w:t xml:space="preserve"> </w:t>
+      </w:r>
+      <w:r>
+        <w:t xml:space="preserve">Allen</w:t>
+      </w:r>
+    </w:p>
+    <w:p>
+      <w:pPr>
+        <w:pStyle w:val="CA5Signature"/>
+      </w:pPr>
+      <w:r>
+        <w:rPr>
+          <w:i/>
+          <w:iCs/>
+        </w:rPr>
+        <w:t xml:space="preserve">Allen</w:t>
+      </w:r>
+      <w:r>
+        <w:rPr>
+          <w:i/>
+          <w:iCs/>
+        </w:rPr>
+        <w:t xml:space="preserve"> </w:t>
+      </w:r>
+      <w:r>
+        <w:rPr>
+          <w:i/>
+          <w:iCs/>
+        </w:rPr>
+        <w:t xml:space="preserve">Harris</w:t>
+      </w:r>
+      <w:r>
+        <w:rPr>
+          <w:i/>
+          <w:iCs/>
+        </w:rPr>
+        <w:t xml:space="preserve"> </w:t>
+      </w:r>
+      <w:r>
+        <w:rPr>
+          <w:i/>
+          <w:iCs/>
+        </w:rPr>
+        <w:t xml:space="preserve">PLLC</w:t>
+      </w:r>
+    </w:p>
+    <w:p>
+      <w:pPr>
+        <w:pStyle w:val="CA5Signature"/>
+      </w:pPr>
+      <w:r>
+        <w:rPr>
+          <w:i/>
+          <w:iCs/>
+        </w:rPr>
+        <w:t xml:space="preserve">P.O.</w:t>
+      </w:r>
+      <w:r>
+        <w:rPr>
+          <w:i/>
+          <w:iCs/>
+        </w:rPr>
+        <w:t xml:space="preserve"> </w:t>
+      </w:r>
+      <w:r>
+        <w:rPr>
+          <w:i/>
+          <w:iCs/>
+        </w:rPr>
+        <w:t xml:space="preserve">Box</w:t>
+      </w:r>
+      <w:r>
+        <w:rPr>
+          <w:i/>
+          <w:iCs/>
+        </w:rPr>
+        <w:t xml:space="preserve"> </w:t>
+      </w:r>
+      <w:r>
+        <w:rPr>
+          <w:i/>
+          <w:iCs/>
+        </w:rPr>
+        <w:t xml:space="preserve">404,</w:t>
+      </w:r>
+      <w:r>
+        <w:rPr>
+          <w:i/>
+          <w:iCs/>
+        </w:rPr>
+        <w:t xml:space="preserve"> </w:t>
+      </w:r>
+      <w:r>
+        <w:rPr>
+          <w:i/>
+          <w:iCs/>
+        </w:rPr>
+        <w:t xml:space="preserve">Quaker</w:t>
+      </w:r>
+      <w:r>
+        <w:rPr>
+          <w:i/>
+          <w:iCs/>
+        </w:rPr>
+        <w:t xml:space="preserve"> </w:t>
+      </w:r>
+      <w:r>
+        <w:rPr>
+          <w:i/>
+          <w:iCs/>
+        </w:rPr>
+        <w:t xml:space="preserve">Hill,</w:t>
+      </w:r>
+      <w:r>
+        <w:rPr>
+          <w:i/>
+          <w:iCs/>
+        </w:rPr>
+        <w:t xml:space="preserve"> </w:t>
+      </w:r>
+      <w:r>
+        <w:rPr>
+          <w:i/>
+          <w:iCs/>
+        </w:rPr>
+        <w:t xml:space="preserve">CT</w:t>
+      </w:r>
+      <w:r>
+        <w:rPr>
+          <w:i/>
+          <w:iCs/>
+        </w:rPr>
+        <w:t xml:space="preserve"> </w:t>
+      </w:r>
+      <w:r>
+        <w:rPr>
+          <w:i/>
+          <w:iCs/>
+        </w:rPr>
+        <w:t xml:space="preserve">06375</w:t>
+      </w:r>
+    </w:p>
+    <w:p>
+      <w:pPr>
+        <w:pStyle w:val="CA5Signature"/>
+      </w:pPr>
+      <w:r>
+        <w:rPr>
+          <w:i/>
+          <w:iCs/>
+        </w:rPr>
+        <w:t xml:space="preserve">(860)</w:t>
+      </w:r>
+      <w:r>
+        <w:rPr>
+          <w:i/>
+          <w:iCs/>
+        </w:rPr>
+        <w:t xml:space="preserve"> </w:t>
+      </w:r>
+      <w:r>
+        <w:rPr>
+          <w:i/>
+          <w:iCs/>
+        </w:rPr>
+        <w:t xml:space="preserve">772</w:t>
+      </w:r>
+      <w:r>
+        <w:noBreakHyphen/>
+      </w:r>
+      <w:r>
+        <w:rPr>
+          <w:i/>
+          <w:iCs/>
+        </w:rPr>
+        <w:t xml:space="preserve">4738</w:t>
+      </w:r>
+    </w:p>
+    <w:p>
+      <w:pPr>
+        <w:pStyle w:val="CA5Signature"/>
+      </w:pPr>
+      <w:r>
+        <w:rPr>
+          <w:i/>
+          <w:iCs/>
+        </w:rPr>
+        <w:t xml:space="preserve">mallen@allenharrislaw.com</w:t>
+      </w:r>
+    </w:p>
+    <w:p>
+      <w:pPr>
+        <w:pStyle w:val="CA5Signature"/>
+        <w:keepLines/>
+      </w:pPr>
+      <w:r>
+        <w:rPr>
+          <w:i/>
+          <w:iCs/>
+        </w:rPr>
+        <w:t xml:space="preserve">Counsel</w:t>
+      </w:r>
+      <w:r>
+        <w:rPr>
+          <w:i/>
+          <w:iCs/>
+        </w:rPr>
+        <w:t xml:space="preserve"> </w:t>
+      </w:r>
+      <w:r>
+        <w:rPr>
+          <w:i/>
+          <w:iCs/>
+        </w:rPr>
+        <w:t xml:space="preserve">for</w:t>
+      </w:r>
+      <w:r>
+        <w:rPr>
+          <w:i/>
+          <w:iCs/>
+        </w:rPr>
+        <w:t xml:space="preserve"> </w:t>
+      </w:r>
+      <w:r>
+        <w:rPr>
+          <w:i/>
+          <w:iCs/>
+        </w:rPr>
+        <w:t xml:space="preserve">Plaintiff–Appellant</w:t>
+      </w:r>
+      <w:r>
+        <w:rPr>
+          <w:i/>
+          <w:iCs/>
+        </w:rPr>
+        <w:t xml:space="preserve"> </w:t>
+      </w:r>
+      <w:r>
+        <w:rPr>
+          <w:i/>
+          <w:iCs/>
+        </w:rPr>
+        <w:t xml:space="preserve">Ellen</w:t>
+      </w:r>
+      <w:r>
+        <w:rPr>
+          <w:i/>
+          <w:iCs/>
+        </w:rPr>
+        <w:t xml:space="preserve"> </w:t>
+      </w:r>
+      <w:r>
+        <w:rPr>
+          <w:i/>
+          <w:iCs/>
+        </w:rPr>
+        <w:t xml:space="preserve">Mae</w:t>
+      </w:r>
+      <w:r>
+        <w:rPr>
+          <w:i/>
+          <w:iCs/>
+        </w:rPr>
+        <w:t xml:space="preserve"> </w:t>
+      </w:r>
+      <w:r>
+        <w:rPr>
+          <w:i/>
+          <w:iCs/>
+        </w:rPr>
+        <w:t xml:space="preserve">Fisher</w:t>
+      </w:r>
+    </w:p>
+    <w:p>
+      <w:pPr>
+        <w:pStyle w:val="CA5Title"/>
+        <w:pageBreakBefore/>
+        <w:spacing w:before="0" w:after="252" w:line="340" w:lineRule="exact"/>
+      </w:pPr>
+      <w:r>
+        <w:t xml:space="preserve">Certificate</w:t>
+      </w:r>
+      <w:r>
+        <w:t xml:space="preserve"> </w:t>
+      </w:r>
+      <w:r>
+        <w:t xml:space="preserve">of</w:t>
+      </w:r>
+      <w:r>
+        <w:t xml:space="preserve"> </w:t>
+      </w:r>
+      <w:r>
+        <w:t xml:space="preserve">Compliance</w:t>
+      </w:r>
+    </w:p>
+    <w:p>
+      <w:pPr>
+        <w:pStyle w:val="CA5NoIndent"/>
+      </w:pPr>
+      <w:r>
+        <w:t xml:space="preserve">I hereby certify that the foregoing reply brief complies with the type-volume limitation of Federal Rule of Appellate Procedure 32(a)(7)(B) because it contains 1,108 words, excluding the parts of the brief exempted by Federal Rule of Appellate Procedure 32(f). The brief complies with the typeface and type-style requirements of Federal Rule of Appellate Procedure 32(a)(5) and (6) because it is set in a proportionally spaced serif typeface, 14-point or larger, and the footnotes are set in 12-point type.</w:t>
+      </w:r>
+    </w:p>
+    <w:p>
+      <w:pPr>
+        <w:pStyle w:val="CA5Signature"/>
+        <w:spacing w:before="280" w:after="0" w:line="340" w:lineRule="exact"/>
+      </w:pPr>
+      <w:r>
+        <w:t xml:space="preserve">/s/ </w:t>
+      </w:r>
+      <w:r>
+        <w:t xml:space="preserve">Michael</w:t>
+      </w:r>
+      <w:r>
+        <w:t xml:space="preserve"> </w:t>
+      </w:r>
+      <w:r>
+        <w:t xml:space="preserve">Thad</w:t>
+      </w:r>
+      <w:r>
+        <w:t xml:space="preserve"> </w:t>
+      </w:r>
+      <w:r>
+        <w:t xml:space="preserve">Allen</w:t>
+      </w:r>
+    </w:p>
+    <w:p>
+      <w:pPr>
+        <w:pStyle w:val="CA5Signature"/>
+        <w:spacing w:before="140" w:after="0" w:line="340" w:lineRule="exact"/>
+      </w:pPr>
+      <w:r>
+        <w:t xml:space="preserve">Michael</w:t>
+      </w:r>
+      <w:r>
+        <w:t xml:space="preserve"> </w:t>
+      </w:r>
+      <w:r>
+        <w:t xml:space="preserve">Thad</w:t>
+      </w:r>
+      <w:r>
+        <w:t xml:space="preserve"> </w:t>
+      </w:r>
+      <w:r>
+        <w:t xml:space="preserve">Allen</w:t>
+      </w:r>
+    </w:p>
+    <w:p>
+      <w:pPr>
+        <w:pStyle w:val="CA5Signature"/>
+      </w:pPr>
+      <w:r>
+        <w:rPr>
+          <w:i/>
+          <w:iCs/>
+        </w:rPr>
+        <w:t xml:space="preserve">Allen</w:t>
+      </w:r>
+      <w:r>
+        <w:rPr>
+          <w:i/>
+          <w:iCs/>
+        </w:rPr>
+        <w:t xml:space="preserve"> </w:t>
+      </w:r>
+      <w:r>
+        <w:rPr>
+          <w:i/>
+          <w:iCs/>
+        </w:rPr>
+        <w:t xml:space="preserve">Harris</w:t>
+      </w:r>
+      <w:r>
+        <w:rPr>
+          <w:i/>
+          <w:iCs/>
+        </w:rPr>
+        <w:t xml:space="preserve"> </w:t>
+      </w:r>
+      <w:r>
+        <w:rPr>
+          <w:i/>
+          <w:iCs/>
+        </w:rPr>
+        <w:t xml:space="preserve">PLLC</w:t>
+      </w:r>
+    </w:p>
+    <w:p>
+      <w:pPr>
+        <w:pStyle w:val="CA5Signature"/>
+      </w:pPr>
+      <w:r>
+        <w:rPr>
+          <w:i/>
+          <w:iCs/>
+        </w:rPr>
+        <w:t xml:space="preserve">P.O.</w:t>
+      </w:r>
+      <w:r>
+        <w:rPr>
+          <w:i/>
+          <w:iCs/>
+        </w:rPr>
+        <w:t xml:space="preserve"> </w:t>
+      </w:r>
+      <w:r>
+        <w:rPr>
+          <w:i/>
+          <w:iCs/>
+        </w:rPr>
+        <w:t xml:space="preserve">Box</w:t>
+      </w:r>
+      <w:r>
+        <w:rPr>
+          <w:i/>
+          <w:iCs/>
+        </w:rPr>
+        <w:t xml:space="preserve"> </w:t>
+      </w:r>
+      <w:r>
+        <w:rPr>
+          <w:i/>
+          <w:iCs/>
+        </w:rPr>
+        <w:t xml:space="preserve">404,</w:t>
+      </w:r>
+      <w:r>
+        <w:rPr>
+          <w:i/>
+          <w:iCs/>
+        </w:rPr>
+        <w:t xml:space="preserve"> </w:t>
+      </w:r>
+      <w:r>
+        <w:rPr>
+          <w:i/>
+          <w:iCs/>
+        </w:rPr>
+        <w:t xml:space="preserve">Quaker</w:t>
+      </w:r>
+      <w:r>
+        <w:rPr>
+          <w:i/>
+          <w:iCs/>
+        </w:rPr>
+        <w:t xml:space="preserve"> </w:t>
+      </w:r>
+      <w:r>
+        <w:rPr>
+          <w:i/>
+          <w:iCs/>
+        </w:rPr>
+        <w:t xml:space="preserve">Hill,</w:t>
+      </w:r>
+      <w:r>
+        <w:rPr>
+          <w:i/>
+          <w:iCs/>
+        </w:rPr>
+        <w:t xml:space="preserve"> </w:t>
+      </w:r>
+      <w:r>
+        <w:rPr>
+          <w:i/>
+          <w:iCs/>
+        </w:rPr>
+        <w:t xml:space="preserve">CT</w:t>
+      </w:r>
+      <w:r>
+        <w:rPr>
+          <w:i/>
+          <w:iCs/>
+        </w:rPr>
+        <w:t xml:space="preserve"> </w:t>
+      </w:r>
+      <w:r>
+        <w:rPr>
+          <w:i/>
+          <w:iCs/>
+        </w:rPr>
+        <w:t xml:space="preserve">06375</w:t>
+      </w:r>
+    </w:p>
+    <w:p>
+      <w:pPr>
+        <w:pStyle w:val="CA5Signature"/>
+      </w:pPr>
+      <w:r>
+        <w:rPr>
+          <w:i/>
+          <w:iCs/>
+        </w:rPr>
+        <w:t xml:space="preserve">(860)</w:t>
+      </w:r>
+      <w:r>
+        <w:rPr>
+          <w:i/>
+          <w:iCs/>
+        </w:rPr>
+        <w:t xml:space="preserve"> </w:t>
+      </w:r>
+      <w:r>
+        <w:rPr>
+          <w:i/>
+          <w:iCs/>
+        </w:rPr>
+        <w:t xml:space="preserve">772</w:t>
+      </w:r>
+      <w:r>
+        <w:noBreakHyphen/>
+      </w:r>
+      <w:r>
+        <w:rPr>
+          <w:i/>
+          <w:iCs/>
+        </w:rPr>
+        <w:t xml:space="preserve">4738</w:t>
+      </w:r>
+    </w:p>
+    <w:p>
+      <w:pPr>
+        <w:pStyle w:val="CA5Signature"/>
+      </w:pPr>
+      <w:r>
+        <w:rPr>
+          <w:i/>
+          <w:iCs/>
+        </w:rPr>
+        <w:t xml:space="preserve">mallen@allenharrislaw.com</w:t>
+      </w:r>
+    </w:p>
+    <w:p>
+      <w:pPr>
+        <w:pStyle w:val="CA5Signature"/>
+        <w:keepLines/>
+      </w:pPr>
+      <w:r>
+        <w:rPr>
+          <w:i/>
+          <w:iCs/>
+        </w:rPr>
+        <w:t xml:space="preserve">Counsel</w:t>
+      </w:r>
+      <w:r>
+        <w:rPr>
+          <w:i/>
+          <w:iCs/>
+        </w:rPr>
+        <w:t xml:space="preserve"> </w:t>
+      </w:r>
+      <w:r>
+        <w:rPr>
+          <w:i/>
+          <w:iCs/>
+        </w:rPr>
+        <w:t xml:space="preserve">for</w:t>
+      </w:r>
+      <w:r>
+        <w:rPr>
+          <w:i/>
+          <w:iCs/>
+        </w:rPr>
+        <w:t xml:space="preserve"> </w:t>
+      </w:r>
+      <w:r>
+        <w:rPr>
+          <w:i/>
+          <w:iCs/>
+        </w:rPr>
+        <w:t xml:space="preserve">Plaintiff–Appellant</w:t>
+      </w:r>
+      <w:r>
+        <w:rPr>
+          <w:i/>
+          <w:iCs/>
+        </w:rPr>
+        <w:t xml:space="preserve"> </w:t>
+      </w:r>
+      <w:r>
+        <w:rPr>
+          <w:i/>
+          <w:iCs/>
+        </w:rPr>
+        <w:t xml:space="preserve">Ellen</w:t>
+      </w:r>
+      <w:r>
+        <w:rPr>
+          <w:i/>
+          <w:iCs/>
+        </w:rPr>
+        <w:t xml:space="preserve"> </w:t>
+      </w:r>
+      <w:r>
+        <w:rPr>
+          <w:i/>
+          <w:iCs/>
+        </w:rPr>
+        <w:t xml:space="preserve">Mae</w:t>
+      </w:r>
+      <w:r>
+        <w:rPr>
+          <w:i/>
+          <w:iCs/>
+        </w:rPr>
+        <w:t xml:space="preserve"> </w:t>
+      </w:r>
+      <w:r>
+        <w:rPr>
+          <w:i/>
+          <w:iCs/>
+        </w:rPr>
+        <w:t xml:space="preserve">Fisher</w:t>
+      </w:r>
+    </w:p>
+    <w:p>
+      <w:pPr>
+        <w:pStyle w:val="CA5Title"/>
+        <w:pageBreakBefore/>
+        <w:spacing w:before="0" w:after="252" w:line="340" w:lineRule="exact"/>
+      </w:pPr>
+      <w:r>
+        <w:t xml:space="preserve">Certificate</w:t>
+      </w:r>
+      <w:r>
+        <w:t xml:space="preserve"> </w:t>
+      </w:r>
+      <w:r>
+        <w:t xml:space="preserve">of</w:t>
+      </w:r>
+      <w:r>
+        <w:t xml:space="preserve"> </w:t>
+      </w:r>
+      <w:r>
+        <w:t xml:space="preserve">Service</w:t>
+      </w:r>
+    </w:p>
+    <w:p>
+      <w:pPr>
+        <w:pStyle w:val="CA5NoIndent"/>
       </w:pPr>
       <w:r>
         <w:t xml:space="preserve">I hereby certify, in compliance with Federal Rule of Appellate Procedure 25(d), that I served the foregoing reply on August 17, 2026, through the Court’s electronic filing system and by electronic mail to the following attorneys of record:</w:t>
@@ -528,7 +4467,7 @@
     </w:p>
     <w:p>
       <w:pPr>
-        <w:pStyle w:val="BodyText"/>
+        <w:pStyle w:val="CA5NoIndent"/>
       </w:pPr>
       <w:r>
         <w:t xml:space="preserve">Daniel Ortner, Assistant Solicitor General, Office of the Texas Attorney General, Daniel.ortner@oag.texas.gov</w:t>
@@ -537,13 +4476,332 @@
         <w:br/>
       </w:r>
       <w:r>
-        <w:t xml:space="preserve">Wade Johnson, Deputy Chief, Special Litigation Division, Office of the Attorney General, P.O. Box 12548, Austin, Texas 78711-2548, Wade.Johnson@oag.texas.gov</w:t>
+        <w:t xml:space="preserve">Wade Johnson, Deputy Chief, Special Litigation Division, Office of the Attorney General, P.O. Box 12548, Austin, Texas 78711</w:t>
+      </w:r>
+      <w:r>
+        <w:noBreakHyphen/>
+      </w:r>
+      <w:r>
+        <w:t xml:space="preserve">2548, Wade.Johnson@oag.texas.gov</w:t>
+      </w:r>
+    </w:p>
+    <w:p>
+      <w:pPr>
+        <w:pStyle w:val="CA5Signature"/>
+        <w:spacing w:before="280" w:after="0" w:line="340" w:lineRule="exact"/>
+      </w:pPr>
+      <w:r>
+        <w:t xml:space="preserve">/s/ </w:t>
+      </w:r>
+      <w:r>
+        <w:t xml:space="preserve">Michael</w:t>
+      </w:r>
+      <w:r>
+        <w:t xml:space="preserve"> </w:t>
+      </w:r>
+      <w:r>
+        <w:t xml:space="preserve">Thad</w:t>
+      </w:r>
+      <w:r>
+        <w:t xml:space="preserve"> </w:t>
+      </w:r>
+      <w:r>
+        <w:t xml:space="preserve">Allen</w:t>
+      </w:r>
+    </w:p>
+    <w:p>
+      <w:pPr>
+        <w:pStyle w:val="CA5Signature"/>
+        <w:spacing w:before="140" w:after="0" w:line="340" w:lineRule="exact"/>
+      </w:pPr>
+      <w:r>
+        <w:t xml:space="preserve">Michael</w:t>
+      </w:r>
+      <w:r>
+        <w:t xml:space="preserve"> </w:t>
+      </w:r>
+      <w:r>
+        <w:t xml:space="preserve">Thad</w:t>
+      </w:r>
+      <w:r>
+        <w:t xml:space="preserve"> </w:t>
+      </w:r>
+      <w:r>
+        <w:t xml:space="preserve">Allen</w:t>
+      </w:r>
+    </w:p>
+    <w:p>
+      <w:pPr>
+        <w:pStyle w:val="CA5Signature"/>
+      </w:pPr>
+      <w:r>
+        <w:rPr>
+          <w:i/>
+          <w:iCs/>
+        </w:rPr>
+        <w:t xml:space="preserve">Allen</w:t>
+      </w:r>
+      <w:r>
+        <w:rPr>
+          <w:i/>
+          <w:iCs/>
+        </w:rPr>
+        <w:t xml:space="preserve"> </w:t>
+      </w:r>
+      <w:r>
+        <w:rPr>
+          <w:i/>
+          <w:iCs/>
+        </w:rPr>
+        <w:t xml:space="preserve">Harris</w:t>
+      </w:r>
+      <w:r>
+        <w:rPr>
+          <w:i/>
+          <w:iCs/>
+        </w:rPr>
+        <w:t xml:space="preserve"> </w:t>
+      </w:r>
+      <w:r>
+        <w:rPr>
+          <w:i/>
+          <w:iCs/>
+        </w:rPr>
+        <w:t xml:space="preserve">PLLC</w:t>
+      </w:r>
+    </w:p>
+    <w:p>
+      <w:pPr>
+        <w:pStyle w:val="CA5Signature"/>
+      </w:pPr>
+      <w:r>
+        <w:rPr>
+          <w:i/>
+          <w:iCs/>
+        </w:rPr>
+        <w:t xml:space="preserve">P.O.</w:t>
+      </w:r>
+      <w:r>
+        <w:rPr>
+          <w:i/>
+          <w:iCs/>
+        </w:rPr>
+        <w:t xml:space="preserve"> </w:t>
+      </w:r>
+      <w:r>
+        <w:rPr>
+          <w:i/>
+          <w:iCs/>
+        </w:rPr>
+        <w:t xml:space="preserve">Box</w:t>
+      </w:r>
+      <w:r>
+        <w:rPr>
+          <w:i/>
+          <w:iCs/>
+        </w:rPr>
+        <w:t xml:space="preserve"> </w:t>
+      </w:r>
+      <w:r>
+        <w:rPr>
+          <w:i/>
+          <w:iCs/>
+        </w:rPr>
+        <w:t xml:space="preserve">404,</w:t>
+      </w:r>
+      <w:r>
+        <w:rPr>
+          <w:i/>
+          <w:iCs/>
+        </w:rPr>
+        <w:t xml:space="preserve"> </w:t>
+      </w:r>
+      <w:r>
+        <w:rPr>
+          <w:i/>
+          <w:iCs/>
+        </w:rPr>
+        <w:t xml:space="preserve">Quaker</w:t>
+      </w:r>
+      <w:r>
+        <w:rPr>
+          <w:i/>
+          <w:iCs/>
+        </w:rPr>
+        <w:t xml:space="preserve"> </w:t>
+      </w:r>
+      <w:r>
+        <w:rPr>
+          <w:i/>
+          <w:iCs/>
+        </w:rPr>
+        <w:t xml:space="preserve">Hill,</w:t>
+      </w:r>
+      <w:r>
+        <w:rPr>
+          <w:i/>
+          <w:iCs/>
+        </w:rPr>
+        <w:t xml:space="preserve"> </w:t>
+      </w:r>
+      <w:r>
+        <w:rPr>
+          <w:i/>
+          <w:iCs/>
+        </w:rPr>
+        <w:t xml:space="preserve">CT</w:t>
+      </w:r>
+      <w:r>
+        <w:rPr>
+          <w:i/>
+          <w:iCs/>
+        </w:rPr>
+        <w:t xml:space="preserve"> </w:t>
+      </w:r>
+      <w:r>
+        <w:rPr>
+          <w:i/>
+          <w:iCs/>
+        </w:rPr>
+        <w:t xml:space="preserve">06375</w:t>
+      </w:r>
+    </w:p>
+    <w:p>
+      <w:pPr>
+        <w:pStyle w:val="CA5Signature"/>
+      </w:pPr>
+      <w:r>
+        <w:rPr>
+          <w:i/>
+          <w:iCs/>
+        </w:rPr>
+        <w:t xml:space="preserve">(860)</w:t>
+      </w:r>
+      <w:r>
+        <w:rPr>
+          <w:i/>
+          <w:iCs/>
+        </w:rPr>
+        <w:t xml:space="preserve"> </w:t>
+      </w:r>
+      <w:r>
+        <w:rPr>
+          <w:i/>
+          <w:iCs/>
+        </w:rPr>
+        <w:t xml:space="preserve">772</w:t>
+      </w:r>
+      <w:r>
+        <w:noBreakHyphen/>
+      </w:r>
+      <w:r>
+        <w:rPr>
+          <w:i/>
+          <w:iCs/>
+        </w:rPr>
+        <w:t xml:space="preserve">4738</w:t>
+      </w:r>
+    </w:p>
+    <w:p>
+      <w:pPr>
+        <w:pStyle w:val="CA5Signature"/>
+      </w:pPr>
+      <w:r>
+        <w:rPr>
+          <w:i/>
+          <w:iCs/>
+        </w:rPr>
+        <w:t xml:space="preserve">mallen@allenharrislaw.com</w:t>
+      </w:r>
+    </w:p>
+    <w:p>
+      <w:pPr>
+        <w:pStyle w:val="CA5Signature"/>
+        <w:keepLines/>
+      </w:pPr>
+      <w:r>
+        <w:rPr>
+          <w:i/>
+          <w:iCs/>
+        </w:rPr>
+        <w:t xml:space="preserve">Counsel</w:t>
+      </w:r>
+      <w:r>
+        <w:rPr>
+          <w:i/>
+          <w:iCs/>
+        </w:rPr>
+        <w:t xml:space="preserve"> </w:t>
+      </w:r>
+      <w:r>
+        <w:rPr>
+          <w:i/>
+          <w:iCs/>
+        </w:rPr>
+        <w:t xml:space="preserve">for</w:t>
+      </w:r>
+      <w:r>
+        <w:rPr>
+          <w:i/>
+          <w:iCs/>
+        </w:rPr>
+        <w:t xml:space="preserve"> </w:t>
+      </w:r>
+      <w:r>
+        <w:rPr>
+          <w:i/>
+          <w:iCs/>
+        </w:rPr>
+        <w:t xml:space="preserve">Plaintiff–Appellant</w:t>
+      </w:r>
+      <w:r>
+        <w:rPr>
+          <w:i/>
+          <w:iCs/>
+        </w:rPr>
+        <w:t xml:space="preserve"> </w:t>
+      </w:r>
+      <w:r>
+        <w:rPr>
+          <w:i/>
+          <w:iCs/>
+        </w:rPr>
+        <w:t xml:space="preserve">Ellen</w:t>
+      </w:r>
+      <w:r>
+        <w:rPr>
+          <w:i/>
+          <w:iCs/>
+        </w:rPr>
+        <w:t xml:space="preserve"> </w:t>
+      </w:r>
+      <w:r>
+        <w:rPr>
+          <w:i/>
+          <w:iCs/>
+        </w:rPr>
+        <w:t xml:space="preserve">Mae</w:t>
+      </w:r>
+      <w:r>
+        <w:rPr>
+          <w:i/>
+          <w:iCs/>
+        </w:rPr>
+        <w:t xml:space="preserve"> </w:t>
+      </w:r>
+      <w:r>
+        <w:rPr>
+          <w:i/>
+          <w:iCs/>
+        </w:rPr>
+        <w:t xml:space="preserve">Fisher</w:t>
       </w:r>
     </w:p>
     <w:sectPr>
-      <w:footnotePr>
-        <w:numRestart w:val="eachSect"/>
-      </w:footnotePr>
+      <w:footerReference w:type="default" r:id="rIdArabicFtr"/>
+      <w:pgSz w:w="12240" w:h="15840"/>
+      <w:pgMar w:top="1440" w:right="1440" w:bottom="1440" w:left="1440" w:header="720" w:footer="720" w:gutter="0"/>
+      <w:pgNumType w:fmt="decimal" w:start="1"/>
     </w:sectPr>
   </w:body>
 </w:document>
@@ -553,6 +4811,85 @@
 <w:comments xmlns:w="http://schemas.openxmlformats.org/wordprocessingml/2006/main" xmlns:m="http://schemas.openxmlformats.org/officeDocument/2006/math" xmlns:r="http://schemas.openxmlformats.org/officeDocument/2006/relationships" xmlns:o="urn:schemas-microsoft-com:office:office" xmlns:v="urn:schemas-microsoft-com:vml" xmlns:w10="urn:schemas-microsoft-com:office:word" xmlns:a="http://schemas.openxmlformats.org/drawingml/2006/main" xmlns:pic="http://schemas.openxmlformats.org/drawingml/2006/picture" xmlns:wp="http://schemas.openxmlformats.org/drawingml/2006/wordprocessingDrawing"/>
 </file>
 
+<file path=word/footer-arabic.xml><?xml version="1.0" encoding="utf-8"?>
+<w:ftr xmlns:w="http://schemas.openxmlformats.org/wordprocessingml/2006/main" xmlns:r="http://schemas.openxmlformats.org/officeDocument/2006/relationships">
+  <w:p>
+    <w:pPr>
+      <w:spacing w:before="0" w:after="0" w:line="240" w:lineRule="auto"/>
+      <w:ind w:firstLine="0"/>
+      <w:jc w:val="center"/>
+    </w:pPr>
+    <w:r>
+      <w:fldChar w:fldCharType="begin"/>
+    </w:r>
+    <w:r>
+      <w:instrText xml:space="preserve"> PAGE </w:instrText>
+    </w:r>
+    <w:r>
+      <w:fldChar w:fldCharType="separate"/>
+    </w:r>
+    <w:r>
+      <w:t>1</w:t>
+    </w:r>
+    <w:r>
+      <w:fldChar w:fldCharType="end"/>
+    </w:r>
+  </w:p>
+</w:ftr>
+</file>
+
+<file path=word/footer-roman.xml><?xml version="1.0" encoding="utf-8"?>
+<w:ftr xmlns:w="http://schemas.openxmlformats.org/wordprocessingml/2006/main" xmlns:r="http://schemas.openxmlformats.org/officeDocument/2006/relationships">
+  <w:p>
+    <w:pPr>
+      <w:spacing w:before="0" w:after="0" w:line="240" w:lineRule="auto"/>
+      <w:ind w:firstLine="0"/>
+      <w:jc w:val="center"/>
+    </w:pPr>
+    <w:r>
+      <w:fldChar w:fldCharType="begin"/>
+    </w:r>
+    <w:r>
+      <w:instrText xml:space="preserve"> PAGE </w:instrText>
+    </w:r>
+    <w:r>
+      <w:fldChar w:fldCharType="separate"/>
+    </w:r>
+    <w:r>
+      <w:t>1</w:t>
+    </w:r>
+    <w:r>
+      <w:fldChar w:fldCharType="end"/>
+    </w:r>
+  </w:p>
+</w:ftr>
+</file>
+
+<file path=word/footer1.xml><?xml version="1.0" encoding="utf-8"?>
+<w:ftr xmlns:w="http://schemas.openxmlformats.org/wordprocessingml/2006/main" xmlns:r="http://schemas.openxmlformats.org/officeDocument/2006/relationships">
+  <w:p>
+    <w:pPr>
+      <w:jc w:val="center"/>
+    </w:pPr>
+    <w:r>
+      <w:fldChar w:fldCharType="begin"/>
+    </w:r>
+    <w:r>
+      <w:instrText xml:space="preserve"> PAGE </w:instrText>
+    </w:r>
+    <w:r>
+      <w:fldChar w:fldCharType="separate"/>
+    </w:r>
+    <w:r>
+      <w:t>1</w:t>
+    </w:r>
+    <w:r>
+      <w:fldChar w:fldCharType="end"/>
+    </w:r>
+  </w:p>
+</w:ftr>
+</file>
+
 <file path=word/footnotes.xml><?xml version="1.0" encoding="utf-8"?>
 <w:footnotes xmlns:w="http://schemas.openxmlformats.org/wordprocessingml/2006/main" xmlns:m="http://schemas.openxmlformats.org/officeDocument/2006/math" xmlns:r="http://schemas.openxmlformats.org/officeDocument/2006/relationships" xmlns:o="urn:schemas-microsoft-com:office:office" xmlns:v="urn:schemas-microsoft-com:vml" xmlns:w10="urn:schemas-microsoft-com:office:word" xmlns:a="http://schemas.openxmlformats.org/drawingml/2006/main" xmlns:pic="http://schemas.openxmlformats.org/drawingml/2006/picture" xmlns:wp="http://schemas.openxmlformats.org/drawingml/2006/wordprocessingDrawing">
   <w:footnote w:type="continuationSeparator" w:id="0">
@@ -569,7 +4906,7 @@
       </w:r>
     </w:p>
   </w:footnote>
-  <w:footnote w:id="12">
+  <w:footnote w:id="9">
     <w:p>
       <w:pPr>
         <w:pStyle w:val="FootnoteText"/>
@@ -621,7 +4958,7 @@
       </w:r>
     </w:p>
   </w:footnote>
-  <w:footnote w:id="13">
+  <w:footnote w:id="10">
     <w:p>
       <w:pPr>
         <w:pStyle w:val="FootnoteText"/>
@@ -711,7 +5048,7 @@
       </w:r>
     </w:p>
   </w:footnote>
-  <w:footnote w:id="14">
+  <w:footnote w:id="11">
     <w:p>
       <w:pPr>
         <w:pStyle w:val="FootnoteText"/>
@@ -822,15 +5159,16 @@
   <w:docDefaults>
     <w:rPrDefault>
       <w:rPr>
-        <w:rFonts w:asciiTheme="minorHAnsi" w:eastAsiaTheme="minorEastAsia" w:hAnsiTheme="minorHAnsi" w:cstheme="minorBidi"/>
-        <w:sz w:val="24"/>
-        <w:szCs w:val="24"/>
+        <w:rFonts w:ascii="Times New Roman" w:hAnsi="Times New Roman" w:eastAsia="Times New Roman" w:cs="Times New Roman"/>
+        <w:sz w:val="28"/>
+        <w:szCs w:val="28"/>
         <w:lang w:val="en-US" w:eastAsia="zh-CN" w:bidi="ar-SA"/>
       </w:rPr>
     </w:rPrDefault>
     <w:pPrDefault>
       <w:pPr>
-        <w:spacing w:after="200"/>
+        <w:widowControl w:val="0"/>
+        <w:spacing w:after="0"/>
       </w:pPr>
     </w:pPrDefault>
   </w:docDefaults>
@@ -838,41 +5176,30 @@
   <w:style w:type="paragraph" w:default="1" w:styleId="Normal">
     <w:name w:val="Normal"/>
     <w:qFormat/>
-    <w:rPr>
-      <w:rFonts w:ascii="EB Garamond" w:hAnsi="EB Garamond" w:cs="EB Garamond"/>
-      <w:sz w:val="28"/>
-      <w:szCs w:val="28"/>
-    </w:rPr>
   </w:style>
   <w:style w:type="paragraph" w:styleId="BodyText">
-    <w:pPr>
-      <w:spacing w:before="0" w:after="0" w:line="616" w:lineRule="exact"/>
-      <w:ind w:firstLine="720"/>
-      <w:jc w:val="both"/>
-    </w:pPr>
     <w:name w:val="Body Text"/>
     <w:basedOn w:val="Normal"/>
     <w:link w:val="BodyTextChar"/>
     <w:qFormat/>
-  </w:style>
-  <w:style w:type="paragraph" w:customStyle="1" w:styleId="FirstParagraph">
     <w:pPr>
       <w:spacing w:before="0" w:after="0" w:line="616" w:lineRule="exact"/>
       <w:ind w:firstLine="720"/>
-      <w:jc w:val="both"/>
     </w:pPr>
+  </w:style>
+  <w:style w:type="paragraph" w:customStyle="1" w:styleId="FirstParagraph">
     <w:name w:val="First Paragraph"/>
     <w:basedOn w:val="BodyText"/>
     <w:next w:val="BodyText"/>
     <w:qFormat/>
   </w:style>
   <w:style w:type="paragraph" w:customStyle="1" w:styleId="Compact">
-    <w:pPr>
-      <w:spacing w:before="0" w:after="0" w:line="340" w:lineRule="exact"/>
-    </w:pPr>
     <w:name w:val="Compact"/>
     <w:basedOn w:val="BodyText"/>
     <w:qFormat/>
+    <w:pPr>
+      <w:spacing w:before="36" w:after="36"/>
+    </w:pPr>
   </w:style>
   <w:style w:type="paragraph" w:styleId="Title">
     <w:name w:val="Title"/>
@@ -1008,13 +5335,6 @@
     <w:rPr/>
   </w:style>
   <w:style w:type="paragraph" w:styleId="Heading1">
-    <w:pPr>
-      <w:keepNext/>
-      <w:keepLines/>
-      <w:spacing w:before="0" w:after="0" w:line="340" w:lineRule="exact"/>
-      <w:spacing w:before="240" w:after="220" w:line="340" w:lineRule="exact"/>
-      <w:jc w:val="center"/>
-    </w:pPr>
     <w:name w:val="heading 1"/>
     <w:basedOn w:val="Normal"/>
     <w:next w:val="BodyText"/>
@@ -1022,19 +5342,25 @@
     <w:uiPriority w:val="9"/>
     <w:qFormat/>
     <w:rsid w:val="00A10FD9"/>
+    <w:pPr>
+      <w:keepNext/>
+      <w:keepLines/>
+      <w:spacing w:before="240" w:after="120" w:line="340" w:lineRule="exact"/>
+      <w:ind w:firstLine="0"/>
+      <w:jc w:val="center"/>
+      <w:outlineLvl w:val="0"/>
+    </w:pPr>
     <w:rPr>
+      <w:rFonts w:ascii="Times New Roman" w:hAnsi="Times New Roman" w:eastAsia="Times New Roman" w:cs="Times New Roman"/>
       <w:b/>
+      <w:bCs/>
       <w:caps/>
+      <w:color w:val="000000"/>
       <w:sz w:val="28"/>
       <w:szCs w:val="28"/>
     </w:rPr>
   </w:style>
   <w:style w:type="paragraph" w:styleId="Heading2">
-    <w:pPr>
-      <w:keepNext/>
-      <w:keepLines/>
-      <w:spacing w:before="200" w:after="180" w:line="340" w:lineRule="exact"/>
-    </w:pPr>
     <w:name w:val="heading 2"/>
     <w:basedOn w:val="Normal"/>
     <w:next w:val="BodyText"/>
@@ -1044,19 +5370,23 @@
     <w:unhideWhenUsed/>
     <w:qFormat/>
     <w:rsid w:val="00A10FD9"/>
+    <w:pPr>
+      <w:keepNext/>
+      <w:keepLines/>
+      <w:spacing w:before="240" w:after="120" w:line="340" w:lineRule="exact"/>
+      <w:ind w:firstLine="0"/>
+      <w:outlineLvl w:val="1"/>
+    </w:pPr>
     <w:rPr>
-      <w:rFonts w:ascii="EB Garamond" w:hAnsi="EB Garamond" w:cs="EB Garamond"/>
+      <w:rFonts w:ascii="Times New Roman" w:hAnsi="Times New Roman" w:eastAsia="Times New Roman" w:cs="Times New Roman"/>
       <w:b/>
+      <w:bCs/>
+      <w:color w:val="000000"/>
       <w:sz w:val="28"/>
       <w:szCs w:val="28"/>
     </w:rPr>
   </w:style>
   <w:style w:type="paragraph" w:styleId="Heading3">
-    <w:pPr>
-      <w:keepNext/>
-      <w:keepLines/>
-      <w:spacing w:before="200" w:after="180" w:line="340" w:lineRule="exact"/>
-    </w:pPr>
     <w:name w:val="heading 3"/>
     <w:basedOn w:val="Normal"/>
     <w:next w:val="BodyText"/>
@@ -1066,19 +5396,23 @@
     <w:unhideWhenUsed/>
     <w:qFormat/>
     <w:rsid w:val="00A10FD9"/>
+    <w:pPr>
+      <w:keepNext/>
+      <w:keepLines/>
+      <w:spacing w:before="240" w:after="120" w:line="340" w:lineRule="exact"/>
+      <w:ind w:firstLine="0"/>
+      <w:outlineLvl w:val="2"/>
+    </w:pPr>
     <w:rPr>
-      <w:rFonts w:ascii="EB Garamond" w:hAnsi="EB Garamond" w:cs="EB Garamond"/>
+      <w:rFonts w:ascii="Times New Roman" w:hAnsi="Times New Roman" w:eastAsia="Times New Roman" w:cs="Times New Roman"/>
       <w:b/>
+      <w:bCs/>
+      <w:color w:val="000000"/>
       <w:sz w:val="28"/>
       <w:szCs w:val="28"/>
     </w:rPr>
   </w:style>
   <w:style w:type="paragraph" w:styleId="Heading4">
-    <w:pPr>
-      <w:keepNext/>
-      <w:keepLines/>
-      <w:spacing w:before="200" w:after="180" w:line="340" w:lineRule="exact"/>
-    </w:pPr>
     <w:name w:val="heading 4"/>
     <w:basedOn w:val="Normal"/>
     <w:next w:val="BodyText"/>
@@ -1088,19 +5422,24 @@
     <w:unhideWhenUsed/>
     <w:qFormat/>
     <w:rsid w:val="00A10FD9"/>
+    <w:pPr>
+      <w:keepNext/>
+      <w:keepLines/>
+      <w:spacing w:before="240" w:after="120" w:line="340" w:lineRule="exact"/>
+      <w:ind w:firstLine="0"/>
+      <w:outlineLvl w:val="3"/>
+    </w:pPr>
     <w:rPr>
-      <w:rFonts w:ascii="EB Garamond" w:hAnsi="EB Garamond" w:cs="EB Garamond"/>
+      <w:rFonts w:ascii="Times New Roman" w:hAnsi="Times New Roman" w:eastAsia="Times New Roman" w:cs="Times New Roman"/>
       <w:b/>
+      <w:bCs/>
+      <w:i/>
+      <w:color w:val="000000"/>
       <w:sz w:val="28"/>
       <w:szCs w:val="28"/>
     </w:rPr>
   </w:style>
   <w:style w:type="paragraph" w:styleId="Heading5">
-    <w:pPr>
-      <w:keepNext/>
-      <w:keepLines/>
-      <w:spacing w:before="200" w:after="180" w:line="340" w:lineRule="exact"/>
-    </w:pPr>
     <w:name w:val="heading 5"/>
     <w:basedOn w:val="Normal"/>
     <w:next w:val="BodyText"/>
@@ -1110,9 +5449,19 @@
     <w:unhideWhenUsed/>
     <w:qFormat/>
     <w:rsid w:val="00A10FD9"/>
+    <w:pPr>
+      <w:keepNext/>
+      <w:keepLines/>
+      <w:spacing w:before="240" w:after="120" w:line="340" w:lineRule="exact"/>
+      <w:ind w:firstLine="0"/>
+      <w:outlineLvl w:val="4"/>
+    </w:pPr>
     <w:rPr>
-      <w:rFonts w:ascii="EB Garamond" w:hAnsi="EB Garamond" w:cs="EB Garamond"/>
+      <w:rFonts w:ascii="Times New Roman" w:hAnsi="Times New Roman" w:eastAsia="Times New Roman" w:cs="Times New Roman"/>
       <w:b/>
+      <w:bCs/>
+      <w:i/>
+      <w:color w:val="000000"/>
       <w:sz w:val="28"/>
       <w:szCs w:val="28"/>
     </w:rPr>
@@ -1324,28 +5673,38 @@
       <w:color w:val="272727" w:themeColor="text1" w:themeTint="D8"/>
     </w:rPr>
   </w:style>
+  <w:style w:type="paragraph" w:customStyle="1" w:styleId="ListItem">
+    <w:name w:val="List Item"/>
+    <w:basedOn w:val="BodyText"/>
+    <w:qFormat/>
+    <w:pPr>
+      <w:spacing w:before="0" w:after="0" w:line="616" w:lineRule="exact"/>
+      <w:ind w:left="720" w:hanging="720"/>
+    </w:pPr>
+  </w:style>
   <w:style w:type="paragraph" w:styleId="BlockText">
-    <w:pPr>
-      <w:spacing w:before="0" w:after="0" w:line="340" w:lineRule="exact"/>
-      <w:ind w:left="720" w:right="720"/>
-    </w:pPr>
     <w:name w:val="Block Text"/>
     <w:basedOn w:val="BodyText"/>
     <w:next w:val="BodyText"/>
     <w:uiPriority w:val="9"/>
     <w:unhideWhenUsed/>
     <w:qFormat/>
+    <w:pPr>
+      <w:spacing w:before="280" w:after="280" w:line="340" w:lineRule="exact"/>
+      <w:ind w:firstLine="0" w:left="720" w:right="720"/>
+    </w:pPr>
   </w:style>
   <w:style w:type="paragraph" w:styleId="FootnoteText">
-    <w:pPr>
-      <w:spacing w:before="0" w:after="0" w:line="280" w:lineRule="exact"/>
-    </w:pPr>
     <w:name w:val="Footnote Text"/>
     <w:basedOn w:val="Normal"/>
     <w:next w:val="FootnoteText"/>
     <w:uiPriority w:val="9"/>
     <w:unhideWhenUsed/>
     <w:qFormat/>
+    <w:pPr>
+      <w:keepLines/>
+      <w:spacing w:before="0" w:after="140" w:line="280" w:lineRule="exact"/>
+    </w:pPr>
     <w:rPr>
       <w:sz w:val="24"/>
       <w:szCs w:val="24"/>
@@ -1359,8 +5718,8 @@
     <w:unhideWhenUsed/>
     <w:qFormat/>
     <w:pPr>
-      <w:spacing w:before="100" w:after="100"/>
-      <w:ind w:firstLine="0" w:left="480" w:right="480"/>
+      <w:spacing w:before="280" w:after="280"/>
+      <w:ind w:firstLine="0" w:left="720" w:right="720"/>
     </w:pPr>
   </w:style>
   <w:style w:type="character" w:default="1" w:styleId="DefaultParagraphFont">
@@ -1468,7 +5827,7 @@
     <w:name w:val="Hyperlink"/>
     <w:basedOn w:val="BodyTextChar"/>
     <w:rPr>
-      <w:color w:val="4F81BD" w:themeColor="accent1"/>
+      <w:color w:val="000000"/>
     </w:rPr>
   </w:style>
   <w:style w:type="paragraph" w:styleId="TOCHeading">
@@ -1488,6 +5847,171 @@
       <w:bCs w:val="0"/>
       <w:color w:val="365F91" w:themeColor="accent1" w:themeShade="BF"/>
     </w:rPr>
+  </w:style>
+  <w:style w:type="paragraph" w:customStyle="1" w:styleId="CA5NoIndent">
+    <w:name w:val="CA5 No Indent"/>
+    <w:basedOn w:val="BodyText"/>
+    <w:qFormat/>
+    <w:pPr>
+      <w:ind w:firstLine="0"/>
+    </w:pPr>
+    <w:rPr/>
+  </w:style>
+  <w:style w:type="paragraph" w:customStyle="1" w:styleId="CA5BodyLast">
+    <w:name w:val="CA5 Body Last"/>
+    <w:basedOn w:val="BodyText"/>
+    <w:qFormat/>
+    <w:pPr>
+      <w:keepNext/>
+      <w:keepLines/>
+      <w:ind w:firstLine="0"/>
+    </w:pPr>
+    <w:rPr/>
+  </w:style>
+  <w:style w:type="paragraph" w:customStyle="1" w:styleId="CA5Title">
+    <w:name w:val="CA5 Title"/>
+    <w:basedOn w:val="Normal"/>
+    <w:qFormat/>
+    <w:pPr>
+      <w:keepNext/>
+      <w:keepLines/>
+      <w:spacing w:before="560" w:after="252" w:line="340" w:lineRule="exact"/>
+      <w:ind w:firstLine="0"/>
+      <w:jc w:val="center"/>
+      <w:outlineLvl w:val="0"/>
+    </w:pPr>
+    <w:rPr>
+      <w:b/>
+      <w:bCs/>
+      <w:caps/>
+      <w:sz w:val="32"/>
+      <w:szCs w:val="32"/>
+    </w:rPr>
+  </w:style>
+  <w:style w:type="paragraph" w:customStyle="1" w:styleId="CA5TableTitle">
+    <w:name w:val="CA5 Table Title"/>
+    <w:basedOn w:val="CA5Title"/>
+    <w:qFormat/>
+    <w:pPr>
+      <w:spacing w:before="0" w:after="336" w:line="340" w:lineRule="exact"/>
+    </w:pPr>
+    <w:rPr/>
+  </w:style>
+  <w:style w:type="paragraph" w:customStyle="1" w:styleId="CA5Sub2">
+    <w:name w:val="CA5 Sub 2"/>
+    <w:basedOn w:val="Normal"/>
+    <w:qFormat/>
+    <w:pPr>
+      <w:keepNext/>
+      <w:keepLines/>
+      <w:tabs>
+        <w:tab w:val="left" w:pos="864"/>
+      </w:tabs>
+      <w:spacing w:before="560" w:after="252" w:line="340" w:lineRule="exact"/>
+      <w:ind w:left="864" w:hanging="864"/>
+      <w:outlineLvl w:val="1"/>
+    </w:pPr>
+    <w:rPr/>
+  </w:style>
+  <w:style w:type="paragraph" w:customStyle="1" w:styleId="CA5Sub3">
+    <w:name w:val="CA5 Sub 3"/>
+    <w:basedOn w:val="Normal"/>
+    <w:qFormat/>
+    <w:pPr>
+      <w:keepNext/>
+      <w:keepLines/>
+      <w:tabs>
+        <w:tab w:val="left" w:pos="1584"/>
+      </w:tabs>
+      <w:spacing w:before="560" w:after="224" w:line="340" w:lineRule="exact"/>
+      <w:ind w:left="1584" w:hanging="864"/>
+      <w:outlineLvl w:val="2"/>
+    </w:pPr>
+    <w:rPr/>
+  </w:style>
+  <w:style w:type="paragraph" w:customStyle="1" w:styleId="CA5Sub4">
+    <w:name w:val="CA5 Sub 4"/>
+    <w:basedOn w:val="Normal"/>
+    <w:qFormat/>
+    <w:pPr>
+      <w:keepNext/>
+      <w:keepLines/>
+      <w:tabs>
+        <w:tab w:val="left" w:pos="2304"/>
+      </w:tabs>
+      <w:spacing w:before="560" w:after="224" w:line="340" w:lineRule="exact"/>
+      <w:ind w:left="2304" w:hanging="864"/>
+      <w:outlineLvl w:val="3"/>
+    </w:pPr>
+    <w:rPr/>
+  </w:style>
+  <w:style w:type="paragraph" w:customStyle="1" w:styleId="CA5Sub5">
+    <w:name w:val="CA5 Sub 5"/>
+    <w:basedOn w:val="Normal"/>
+    <w:qFormat/>
+    <w:pPr>
+      <w:keepNext/>
+      <w:keepLines/>
+      <w:tabs>
+        <w:tab w:val="left" w:pos="3024"/>
+      </w:tabs>
+      <w:spacing w:before="560" w:after="224" w:line="340" w:lineRule="exact"/>
+      <w:ind w:left="3024" w:hanging="864"/>
+      <w:outlineLvl w:val="4"/>
+    </w:pPr>
+    <w:rPr/>
+  </w:style>
+  <w:style w:type="paragraph" w:customStyle="1" w:styleId="CA5Centered">
+    <w:name w:val="CA5 Centered"/>
+    <w:basedOn w:val="Normal"/>
+    <w:qFormat/>
+    <w:pPr>
+      <w:spacing w:before="0" w:after="0" w:line="340" w:lineRule="exact"/>
+      <w:ind w:firstLine="0"/>
+      <w:jc w:val="center"/>
+    </w:pPr>
+    <w:rPr/>
+  </w:style>
+  <w:style w:type="paragraph" w:customStyle="1" w:styleId="CA5Single">
+    <w:name w:val="CA5 Single"/>
+    <w:basedOn w:val="Normal"/>
+    <w:qFormat/>
+    <w:pPr>
+      <w:spacing w:before="0" w:after="0" w:line="340" w:lineRule="exact"/>
+      <w:ind w:firstLine="0"/>
+    </w:pPr>
+    <w:rPr/>
+  </w:style>
+  <w:style w:type="paragraph" w:customStyle="1" w:styleId="CA5Signature">
+    <w:name w:val="CA5 Signature"/>
+    <w:basedOn w:val="Normal"/>
+    <w:qFormat/>
+    <w:pPr>
+      <w:keepNext/>
+      <w:keepLines/>
+      <w:spacing w:before="0" w:after="0" w:line="340" w:lineRule="exact"/>
+      <w:ind w:left="4320" w:firstLine="0"/>
+    </w:pPr>
+    <w:rPr/>
+  </w:style>
+  <w:style w:type="paragraph" w:customStyle="1" w:styleId="CA5Cip">
+    <w:name w:val="CA5 CIP"/>
+    <w:basedOn w:val="Normal"/>
+    <w:qFormat/>
+    <w:pPr>
+      <w:spacing w:before="140" w:after="0" w:line="340" w:lineRule="exact"/>
+      <w:ind w:firstLine="720"/>
+    </w:pPr>
+    <w:rPr/>
+  </w:style>
+  <w:style w:type="paragraph" w:customStyle="1" w:styleId="CA5CipNoIndent">
+    <w:name w:val="CA5 CIP No Indent"/>
+    <w:basedOn w:val="CA5Cip"/>
+    <w:qFormat/>
+    <w:pPr>
+      <w:ind w:firstLine="0"/>
+    </w:pPr>
+    <w:rPr/>
   </w:style>
   <w:style w:type="paragraph" w:customStyle="1" w:styleId="SourceCode">
     <w:name w:val="Source Code"/>

--- a/courts/fifth-circuit/court-of-appeals/reply-brief/usage/OUTPUT-reply-brief.docx
+++ b/courts/fifth-circuit/court-of-appeals/reply-brief/usage/OUTPUT-reply-brief.docx
@@ -4809,60 +4809,6 @@
 
 <file path=word/comments.xml><?xml version="1.0" encoding="utf-8"?>
 <w:comments xmlns:w="http://schemas.openxmlformats.org/wordprocessingml/2006/main" xmlns:m="http://schemas.openxmlformats.org/officeDocument/2006/math" xmlns:r="http://schemas.openxmlformats.org/officeDocument/2006/relationships" xmlns:o="urn:schemas-microsoft-com:office:office" xmlns:v="urn:schemas-microsoft-com:vml" xmlns:w10="urn:schemas-microsoft-com:office:word" xmlns:a="http://schemas.openxmlformats.org/drawingml/2006/main" xmlns:pic="http://schemas.openxmlformats.org/drawingml/2006/picture" xmlns:wp="http://schemas.openxmlformats.org/drawingml/2006/wordprocessingDrawing"/>
-</file>
-
-<file path=word/footer-arabic.xml><?xml version="1.0" encoding="utf-8"?>
-<w:ftr xmlns:w="http://schemas.openxmlformats.org/wordprocessingml/2006/main" xmlns:r="http://schemas.openxmlformats.org/officeDocument/2006/relationships">
-  <w:p>
-    <w:pPr>
-      <w:spacing w:before="0" w:after="0" w:line="240" w:lineRule="auto"/>
-      <w:ind w:firstLine="0"/>
-      <w:jc w:val="center"/>
-    </w:pPr>
-    <w:r>
-      <w:fldChar w:fldCharType="begin"/>
-    </w:r>
-    <w:r>
-      <w:instrText xml:space="preserve"> PAGE </w:instrText>
-    </w:r>
-    <w:r>
-      <w:fldChar w:fldCharType="separate"/>
-    </w:r>
-    <w:r>
-      <w:t>1</w:t>
-    </w:r>
-    <w:r>
-      <w:fldChar w:fldCharType="end"/>
-    </w:r>
-  </w:p>
-</w:ftr>
-</file>
-
-<file path=word/footer-roman.xml><?xml version="1.0" encoding="utf-8"?>
-<w:ftr xmlns:w="http://schemas.openxmlformats.org/wordprocessingml/2006/main" xmlns:r="http://schemas.openxmlformats.org/officeDocument/2006/relationships">
-  <w:p>
-    <w:pPr>
-      <w:spacing w:before="0" w:after="0" w:line="240" w:lineRule="auto"/>
-      <w:ind w:firstLine="0"/>
-      <w:jc w:val="center"/>
-    </w:pPr>
-    <w:r>
-      <w:fldChar w:fldCharType="begin"/>
-    </w:r>
-    <w:r>
-      <w:instrText xml:space="preserve"> PAGE </w:instrText>
-    </w:r>
-    <w:r>
-      <w:fldChar w:fldCharType="separate"/>
-    </w:r>
-    <w:r>
-      <w:t>1</w:t>
-    </w:r>
-    <w:r>
-      <w:fldChar w:fldCharType="end"/>
-    </w:r>
-  </w:p>
-</w:ftr>
 </file>
 
 <file path=word/footer1.xml><?xml version="1.0" encoding="utf-8"?>
@@ -5068,6 +5014,126 @@
     </w:p>
   </w:footnote>
 </w:footnotes>
+</file>
+
+<file path=word/ftr-add.xml><?xml version="1.0" encoding="utf-8"?>
+<w:ftr xmlns:w="http://schemas.openxmlformats.org/wordprocessingml/2006/main" xmlns:r="http://schemas.openxmlformats.org/officeDocument/2006/relationships">
+  <w:p>
+    <w:pPr>
+      <w:spacing w:before="0" w:after="0"/>
+      <w:jc w:val="center"/>
+    </w:pPr>
+    <w:r>
+      <w:t>Add-</w:t>
+    </w:r>
+    <w:r>
+      <w:fldChar w:fldCharType="begin"/>
+    </w:r>
+    <w:r>
+      <w:instrText xml:space="preserve"> PAGE </w:instrText>
+    </w:r>
+    <w:r>
+      <w:fldChar w:fldCharType="separate"/>
+    </w:r>
+    <w:r>
+      <w:t>1</w:t>
+    </w:r>
+    <w:r>
+      <w:fldChar w:fldCharType="end"/>
+    </w:r>
+  </w:p>
+</w:ftr>
+</file>
+
+<file path=word/ftr-none.xml><?xml version="1.0" encoding="utf-8"?>
+<w:ftr xmlns:w="http://schemas.openxmlformats.org/wordprocessingml/2006/main" xmlns:r="http://schemas.openxmlformats.org/officeDocument/2006/relationships">
+  <w:p>
+    <w:pPr>
+      <w:spacing w:before="0" w:after="0"/>
+      <w:jc w:val="center"/>
+    </w:pPr>
+  </w:p>
+</w:ftr>
+</file>
+
+<file path=word/ftr-own1.xml><?xml version="1.0" encoding="utf-8"?>
+<w:ftr xmlns:w="http://schemas.openxmlformats.org/wordprocessingml/2006/main" xmlns:r="http://schemas.openxmlformats.org/officeDocument/2006/relationships">
+  <w:p>
+    <w:pPr>
+      <w:spacing w:before="0" w:after="0" w:line="240" w:lineRule="auto"/>
+      <w:ind w:firstLine="0"/>
+      <w:jc w:val="center"/>
+    </w:pPr>
+    <w:r>
+      <w:fldChar w:fldCharType="begin"/>
+    </w:r>
+    <w:r>
+      <w:instrText xml:space="preserve"> PAGE </w:instrText>
+    </w:r>
+    <w:r>
+      <w:fldChar w:fldCharType="separate"/>
+    </w:r>
+    <w:r>
+      <w:t>1</w:t>
+    </w:r>
+    <w:r>
+      <w:fldChar w:fldCharType="end"/>
+    </w:r>
+  </w:p>
+</w:ftr>
+</file>
+
+<file path=word/ftr-own2.xml><?xml version="1.0" encoding="utf-8"?>
+<w:ftr xmlns:w="http://schemas.openxmlformats.org/wordprocessingml/2006/main" xmlns:r="http://schemas.openxmlformats.org/officeDocument/2006/relationships">
+  <w:p>
+    <w:pPr>
+      <w:spacing w:before="0" w:after="0" w:line="240" w:lineRule="auto"/>
+      <w:ind w:firstLine="0"/>
+      <w:jc w:val="center"/>
+    </w:pPr>
+    <w:r>
+      <w:fldChar w:fldCharType="begin"/>
+    </w:r>
+    <w:r>
+      <w:instrText xml:space="preserve"> PAGE </w:instrText>
+    </w:r>
+    <w:r>
+      <w:fldChar w:fldCharType="separate"/>
+    </w:r>
+    <w:r>
+      <w:t>1</w:t>
+    </w:r>
+    <w:r>
+      <w:fldChar w:fldCharType="end"/>
+    </w:r>
+  </w:p>
+</w:ftr>
+</file>
+
+<file path=word/ftr-page.xml><?xml version="1.0" encoding="utf-8"?>
+<w:ftr xmlns:w="http://schemas.openxmlformats.org/wordprocessingml/2006/main" xmlns:r="http://schemas.openxmlformats.org/officeDocument/2006/relationships">
+  <w:p>
+    <w:pPr>
+      <w:spacing w:before="0" w:after="0"/>
+      <w:jc w:val="center"/>
+    </w:pPr>
+    <w:r>
+      <w:fldChar w:fldCharType="begin"/>
+    </w:r>
+    <w:r>
+      <w:instrText xml:space="preserve"> PAGE </w:instrText>
+    </w:r>
+    <w:r>
+      <w:fldChar w:fldCharType="separate"/>
+    </w:r>
+    <w:r>
+      <w:t>1</w:t>
+    </w:r>
+    <w:r>
+      <w:fldChar w:fldCharType="end"/>
+    </w:r>
+  </w:p>
+</w:ftr>
 </file>
 
 <file path=word/numbering.xml><?xml version="1.0" encoding="utf-8"?>
